--- a/report-template/coal_report.docx
+++ b/report-template/coal_report.docx
@@ -4,7 +4,8 @@
   <w:body>
     <w:p>
       <w:pPr>
-        <w:jc w:val="center"/>
+        <w:ind w:firstLine="1446" w:firstLineChars="300"/>
+        <w:jc w:val="left"/>
         <w:rPr>
           <w:rFonts w:hint="eastAsia"/>
           <w:sz w:val="48"/>
@@ -21,7 +22,7 @@
           <w:szCs w:val="48"/>
           <w:lang w:val="en-US" w:eastAsia="zh-CN"/>
         </w:rPr>
-        <w:t>弘腾煤质检测报告</w:t>
+        <w:t xml:space="preserve">    弘腾煤质检测报告</w:t>
       </w:r>
     </w:p>
     <w:p>
@@ -66,12 +67,12 @@
         </w:tblCellMar>
       </w:tblPr>
       <w:tblGrid>
-        <w:gridCol w:w="1420"/>
-        <w:gridCol w:w="1420"/>
-        <w:gridCol w:w="1103"/>
-        <w:gridCol w:w="1020"/>
-        <w:gridCol w:w="1560"/>
-        <w:gridCol w:w="1999"/>
+        <w:gridCol w:w="1407"/>
+        <w:gridCol w:w="1401"/>
+        <w:gridCol w:w="1104"/>
+        <w:gridCol w:w="1074"/>
+        <w:gridCol w:w="1546"/>
+        <w:gridCol w:w="1990"/>
       </w:tblGrid>
       <w:tr>
         <w:tblPrEx>
@@ -104,13 +105,21 @@
               <w:jc w:val="center"/>
               <w:rPr>
                 <w:rFonts w:hint="default"/>
-                <w:vertAlign w:val="baseline"/>
-                <w:lang w:val="en-US" w:eastAsia="zh-CN"/>
-              </w:rPr>
-            </w:pPr>
-            <w:r>
-              <w:rPr>
-                <w:rFonts w:hint="eastAsia"/>
+                <w:b/>
+                <w:bCs/>
+                <w:sz w:val="28"/>
+                <w:szCs w:val="28"/>
+                <w:vertAlign w:val="baseline"/>
+                <w:lang w:val="en-US" w:eastAsia="zh-CN"/>
+              </w:rPr>
+            </w:pPr>
+            <w:r>
+              <w:rPr>
+                <w:rFonts w:hint="eastAsia"/>
+                <w:b/>
+                <w:bCs/>
+                <w:sz w:val="28"/>
+                <w:szCs w:val="28"/>
                 <w:vertAlign w:val="baseline"/>
                 <w:lang w:val="en-US" w:eastAsia="zh-CN"/>
               </w:rPr>
@@ -129,6 +138,10 @@
               <w:jc w:val="center"/>
               <w:rPr>
                 <w:rFonts w:hint="default"/>
+                <w:b/>
+                <w:bCs/>
+                <w:sz w:val="28"/>
+                <w:szCs w:val="28"/>
                 <w:vertAlign w:val="baseline"/>
                 <w:lang w:val="en-US" w:eastAsia="zh-CN"/>
               </w:rPr>
@@ -169,13 +182,21 @@
               <w:jc w:val="center"/>
               <w:rPr>
                 <w:rFonts w:hint="default"/>
-                <w:vertAlign w:val="baseline"/>
-                <w:lang w:val="en-US" w:eastAsia="zh-CN"/>
-              </w:rPr>
-            </w:pPr>
-            <w:r>
-              <w:rPr>
-                <w:rFonts w:hint="eastAsia"/>
+                <w:b/>
+                <w:bCs/>
+                <w:sz w:val="28"/>
+                <w:szCs w:val="28"/>
+                <w:vertAlign w:val="baseline"/>
+                <w:lang w:val="en-US" w:eastAsia="zh-CN"/>
+              </w:rPr>
+            </w:pPr>
+            <w:r>
+              <w:rPr>
+                <w:rFonts w:hint="eastAsia"/>
+                <w:b/>
+                <w:bCs/>
+                <w:sz w:val="28"/>
+                <w:szCs w:val="28"/>
                 <w:vertAlign w:val="baseline"/>
                 <w:lang w:val="en-US" w:eastAsia="zh-CN"/>
               </w:rPr>
@@ -194,6 +215,10 @@
               <w:jc w:val="center"/>
               <w:rPr>
                 <w:rFonts w:hint="default"/>
+                <w:b/>
+                <w:bCs/>
+                <w:sz w:val="28"/>
+                <w:szCs w:val="28"/>
                 <w:vertAlign w:val="baseline"/>
                 <w:lang w:val="en-US" w:eastAsia="zh-CN"/>
               </w:rPr>
@@ -215,13 +240,21 @@
               <w:jc w:val="center"/>
               <w:rPr>
                 <w:rFonts w:hint="default"/>
-                <w:vertAlign w:val="baseline"/>
-                <w:lang w:val="en-US" w:eastAsia="zh-CN"/>
-              </w:rPr>
-            </w:pPr>
-            <w:r>
-              <w:rPr>
-                <w:rFonts w:hint="eastAsia"/>
+                <w:b/>
+                <w:bCs/>
+                <w:sz w:val="28"/>
+                <w:szCs w:val="28"/>
+                <w:vertAlign w:val="baseline"/>
+                <w:lang w:val="en-US" w:eastAsia="zh-CN"/>
+              </w:rPr>
+            </w:pPr>
+            <w:r>
+              <w:rPr>
+                <w:rFonts w:hint="eastAsia"/>
+                <w:b/>
+                <w:bCs/>
+                <w:sz w:val="28"/>
+                <w:szCs w:val="28"/>
                 <w:vertAlign w:val="baseline"/>
                 <w:lang w:val="en-US" w:eastAsia="zh-CN"/>
               </w:rPr>
@@ -239,151 +272,16 @@
               <w:jc w:val="center"/>
               <w:rPr>
                 <w:rFonts w:hint="default"/>
+                <w:b/>
+                <w:bCs/>
+                <w:sz w:val="28"/>
+                <w:szCs w:val="28"/>
                 <w:vertAlign w:val="baseline"/>
                 <w:lang w:val="en-US" w:eastAsia="zh-CN"/>
               </w:rPr>
             </w:pPr>
             <w:bookmarkStart w:id="2" w:name="checkDate"/>
             <w:bookmarkEnd w:id="2"/>
-          </w:p>
-        </w:tc>
-      </w:tr>
-      <w:tr>
-        <w:tblPrEx>
-          <w:tblBorders>
-            <w:top w:val="single" w:color="auto" w:sz="4" w:space="0"/>
-            <w:left w:val="single" w:color="auto" w:sz="4" w:space="0"/>
-            <w:bottom w:val="single" w:color="auto" w:sz="4" w:space="0"/>
-            <w:right w:val="single" w:color="auto" w:sz="4" w:space="0"/>
-            <w:insideH w:val="single" w:color="auto" w:sz="4" w:space="0"/>
-            <w:insideV w:val="single" w:color="auto" w:sz="4" w:space="0"/>
-          </w:tblBorders>
-        </w:tblPrEx>
-        <w:trPr>
-          <w:trHeight w:val="533" w:hRule="exact"/>
-          <w:jc w:val="center"/>
-        </w:trPr>
-        <w:tc>
-          <w:tcPr>
-            <w:tcW w:w="2840" w:type="dxa"/>
-            <w:gridSpan w:val="2"/>
-            <w:vAlign w:val="center"/>
-          </w:tcPr>
-          <w:p>
-            <w:pPr>
-              <w:jc w:val="center"/>
-              <w:rPr>
-                <w:rFonts w:hint="default"/>
-                <w:vertAlign w:val="baseline"/>
-                <w:lang w:val="en-US" w:eastAsia="zh-CN"/>
-              </w:rPr>
-            </w:pPr>
-            <w:r>
-              <w:rPr>
-                <w:rFonts w:hint="eastAsia"/>
-                <w:sz w:val="28"/>
-                <w:szCs w:val="28"/>
-                <w:vertAlign w:val="baseline"/>
-                <w:lang w:val="en-US" w:eastAsia="zh-CN"/>
-              </w:rPr>
-              <w:t>监测项目</w:t>
-            </w:r>
-          </w:p>
-        </w:tc>
-        <w:tc>
-          <w:tcPr>
-            <w:tcW w:w="1103" w:type="dxa"/>
-            <w:vAlign w:val="center"/>
-          </w:tcPr>
-          <w:p>
-            <w:pPr>
-              <w:jc w:val="center"/>
-              <w:rPr>
-                <w:rFonts w:hint="default"/>
-                <w:vertAlign w:val="baseline"/>
-                <w:lang w:val="en-US" w:eastAsia="zh-CN"/>
-              </w:rPr>
-            </w:pPr>
-            <w:r>
-              <w:rPr>
-                <w:rFonts w:hint="eastAsia"/>
-                <w:vertAlign w:val="baseline"/>
-                <w:lang w:val="en-US" w:eastAsia="zh-CN"/>
-              </w:rPr>
-              <w:t>符号</w:t>
-            </w:r>
-          </w:p>
-        </w:tc>
-        <w:tc>
-          <w:tcPr>
-            <w:tcW w:w="1020" w:type="dxa"/>
-            <w:vAlign w:val="center"/>
-          </w:tcPr>
-          <w:p>
-            <w:pPr>
-              <w:jc w:val="center"/>
-              <w:rPr>
-                <w:rFonts w:hint="default"/>
-                <w:vertAlign w:val="baseline"/>
-                <w:lang w:val="en-US" w:eastAsia="zh-CN"/>
-              </w:rPr>
-            </w:pPr>
-            <w:r>
-              <w:rPr>
-                <w:rFonts w:hint="eastAsia"/>
-                <w:vertAlign w:val="baseline"/>
-                <w:lang w:val="en-US" w:eastAsia="zh-CN"/>
-              </w:rPr>
-              <w:t>单位</w:t>
-            </w:r>
-          </w:p>
-        </w:tc>
-        <w:tc>
-          <w:tcPr>
-            <w:tcW w:w="1560" w:type="dxa"/>
-            <w:vAlign w:val="center"/>
-          </w:tcPr>
-          <w:p>
-            <w:pPr>
-              <w:jc w:val="center"/>
-              <w:rPr>
-                <w:rFonts w:hint="default"/>
-                <w:vertAlign w:val="baseline"/>
-                <w:lang w:val="en-US" w:eastAsia="zh-CN"/>
-              </w:rPr>
-            </w:pPr>
-            <w:r>
-              <w:rPr>
-                <w:rFonts w:hint="eastAsia"/>
-                <w:vertAlign w:val="baseline"/>
-                <w:lang w:val="en-US" w:eastAsia="zh-CN"/>
-              </w:rPr>
-              <w:t>检测结果</w:t>
-            </w:r>
-          </w:p>
-        </w:tc>
-        <w:tc>
-          <w:tcPr>
-            <w:tcW w:w="1999" w:type="dxa"/>
-            <w:vAlign w:val="center"/>
-          </w:tcPr>
-          <w:p>
-            <w:pPr>
-              <w:jc w:val="center"/>
-              <w:rPr>
-                <w:rFonts w:hint="default"/>
-                <w:vertAlign w:val="baseline"/>
-                <w:lang w:val="en-US" w:eastAsia="zh-CN"/>
-              </w:rPr>
-            </w:pPr>
-            <w:r>
-              <w:rPr>
-                <w:rFonts w:hint="eastAsia"/>
-                <w:vertAlign w:val="baseline"/>
-                <w:lang w:val="en-US" w:eastAsia="zh-CN"/>
-              </w:rPr>
-              <w:t>国家标准</w:t>
-            </w:r>
           </w:p>
         </w:tc>
       </w:tr>
@@ -419,21 +317,25 @@
               <w:jc w:val="center"/>
               <w:rPr>
                 <w:rFonts w:hint="default"/>
-                <w:sz w:val="24"/>
-                <w:szCs w:val="24"/>
-                <w:vertAlign w:val="baseline"/>
-                <w:lang w:val="en-US" w:eastAsia="zh-CN"/>
-              </w:rPr>
-            </w:pPr>
-            <w:r>
-              <w:rPr>
-                <w:rFonts w:hint="eastAsia"/>
-                <w:sz w:val="24"/>
-                <w:szCs w:val="24"/>
-                <w:vertAlign w:val="baseline"/>
-                <w:lang w:val="en-US" w:eastAsia="zh-CN"/>
-              </w:rPr>
-              <w:t>全水分</w:t>
+                <w:b/>
+                <w:bCs/>
+                <w:sz w:val="30"/>
+                <w:szCs w:val="30"/>
+                <w:vertAlign w:val="baseline"/>
+                <w:lang w:val="en-US" w:eastAsia="zh-CN"/>
+              </w:rPr>
+            </w:pPr>
+            <w:r>
+              <w:rPr>
+                <w:rFonts w:hint="eastAsia"/>
+                <w:b/>
+                <w:bCs/>
+                <w:sz w:val="30"/>
+                <w:szCs w:val="30"/>
+                <w:vertAlign w:val="baseline"/>
+                <w:lang w:val="en-US" w:eastAsia="zh-CN"/>
+              </w:rPr>
+              <w:t>监测项目</w:t>
             </w:r>
           </w:p>
         </w:tc>
@@ -447,17 +349,25 @@
               <w:jc w:val="center"/>
               <w:rPr>
                 <w:rFonts w:hint="default"/>
-                <w:vertAlign w:val="baseline"/>
-                <w:lang w:val="en-US" w:eastAsia="zh-CN"/>
-              </w:rPr>
-            </w:pPr>
-            <w:r>
-              <w:rPr>
-                <w:rFonts w:hint="eastAsia"/>
-                <w:vertAlign w:val="baseline"/>
-                <w:lang w:val="en-US" w:eastAsia="zh-CN"/>
-              </w:rPr>
-              <w:t>Mt</w:t>
+                <w:b/>
+                <w:bCs/>
+                <w:sz w:val="28"/>
+                <w:szCs w:val="28"/>
+                <w:vertAlign w:val="baseline"/>
+                <w:lang w:val="en-US" w:eastAsia="zh-CN"/>
+              </w:rPr>
+            </w:pPr>
+            <w:r>
+              <w:rPr>
+                <w:rFonts w:hint="eastAsia"/>
+                <w:b/>
+                <w:bCs/>
+                <w:sz w:val="28"/>
+                <w:szCs w:val="28"/>
+                <w:vertAlign w:val="baseline"/>
+                <w:lang w:val="en-US" w:eastAsia="zh-CN"/>
+              </w:rPr>
+              <w:t>符号</w:t>
             </w:r>
           </w:p>
         </w:tc>
@@ -471,17 +381,25 @@
               <w:jc w:val="center"/>
               <w:rPr>
                 <w:rFonts w:hint="default"/>
-                <w:vertAlign w:val="baseline"/>
-                <w:lang w:val="en-US" w:eastAsia="zh-CN"/>
-              </w:rPr>
-            </w:pPr>
-            <w:r>
-              <w:rPr>
-                <w:rFonts w:hint="eastAsia"/>
-                <w:vertAlign w:val="baseline"/>
-                <w:lang w:val="en-US" w:eastAsia="zh-CN"/>
-              </w:rPr>
-              <w:t>%</w:t>
+                <w:b/>
+                <w:bCs/>
+                <w:sz w:val="28"/>
+                <w:szCs w:val="28"/>
+                <w:vertAlign w:val="baseline"/>
+                <w:lang w:val="en-US" w:eastAsia="zh-CN"/>
+              </w:rPr>
+            </w:pPr>
+            <w:r>
+              <w:rPr>
+                <w:rFonts w:hint="eastAsia"/>
+                <w:b/>
+                <w:bCs/>
+                <w:sz w:val="28"/>
+                <w:szCs w:val="28"/>
+                <w:vertAlign w:val="baseline"/>
+                <w:lang w:val="en-US" w:eastAsia="zh-CN"/>
+              </w:rPr>
+              <w:t>单位</w:t>
             </w:r>
           </w:p>
         </w:tc>
@@ -497,13 +415,24 @@
                 <w:rFonts w:hint="default"/>
                 <w:b/>
                 <w:bCs/>
-                <w:color w:val="FF0000"/>
-                <w:vertAlign w:val="baseline"/>
-                <w:lang w:val="en-US" w:eastAsia="zh-CN"/>
-              </w:rPr>
-            </w:pPr>
-            <w:bookmarkStart w:id="3" w:name="up_M4"/>
-            <w:bookmarkEnd w:id="3"/>
+                <w:sz w:val="28"/>
+                <w:szCs w:val="28"/>
+                <w:vertAlign w:val="baseline"/>
+                <w:lang w:val="en-US" w:eastAsia="zh-CN"/>
+              </w:rPr>
+            </w:pPr>
+            <w:r>
+              <w:rPr>
+                <w:rFonts w:hint="eastAsia"/>
+                <w:b/>
+                <w:bCs/>
+                <w:sz w:val="28"/>
+                <w:szCs w:val="28"/>
+                <w:vertAlign w:val="baseline"/>
+                <w:lang w:val="en-US" w:eastAsia="zh-CN"/>
+              </w:rPr>
+              <w:t>检测结果</w:t>
+            </w:r>
           </w:p>
         </w:tc>
         <w:tc>
@@ -516,17 +445,25 @@
               <w:jc w:val="center"/>
               <w:rPr>
                 <w:rFonts w:hint="default"/>
-                <w:vertAlign w:val="baseline"/>
-                <w:lang w:val="en-US" w:eastAsia="zh-CN"/>
-              </w:rPr>
-            </w:pPr>
-            <w:r>
-              <w:rPr>
-                <w:rFonts w:hint="eastAsia"/>
-                <w:vertAlign w:val="baseline"/>
-                <w:lang w:val="en-US" w:eastAsia="zh-CN"/>
-              </w:rPr>
-              <w:t>GB/T 211-2017</w:t>
+                <w:b/>
+                <w:bCs/>
+                <w:sz w:val="28"/>
+                <w:szCs w:val="28"/>
+                <w:vertAlign w:val="baseline"/>
+                <w:lang w:val="en-US" w:eastAsia="zh-CN"/>
+              </w:rPr>
+            </w:pPr>
+            <w:r>
+              <w:rPr>
+                <w:rFonts w:hint="eastAsia"/>
+                <w:b/>
+                <w:bCs/>
+                <w:sz w:val="28"/>
+                <w:szCs w:val="28"/>
+                <w:vertAlign w:val="baseline"/>
+                <w:lang w:val="en-US" w:eastAsia="zh-CN"/>
+              </w:rPr>
+              <w:t>国家标准</w:t>
             </w:r>
           </w:p>
         </w:tc>
@@ -563,21 +500,25 @@
               <w:jc w:val="center"/>
               <w:rPr>
                 <w:rFonts w:hint="default"/>
-                <w:sz w:val="24"/>
-                <w:szCs w:val="24"/>
-                <w:vertAlign w:val="baseline"/>
-                <w:lang w:val="en-US" w:eastAsia="zh-CN"/>
-              </w:rPr>
-            </w:pPr>
-            <w:r>
-              <w:rPr>
-                <w:rFonts w:hint="eastAsia"/>
-                <w:sz w:val="24"/>
-                <w:szCs w:val="24"/>
-                <w:vertAlign w:val="baseline"/>
-                <w:lang w:val="en-US" w:eastAsia="zh-CN"/>
-              </w:rPr>
-              <w:t>空气干燥基水分</w:t>
+                <w:b/>
+                <w:bCs/>
+                <w:sz w:val="28"/>
+                <w:szCs w:val="28"/>
+                <w:vertAlign w:val="baseline"/>
+                <w:lang w:val="en-US" w:eastAsia="zh-CN"/>
+              </w:rPr>
+            </w:pPr>
+            <w:r>
+              <w:rPr>
+                <w:rFonts w:hint="eastAsia"/>
+                <w:b/>
+                <w:bCs/>
+                <w:sz w:val="28"/>
+                <w:szCs w:val="28"/>
+                <w:vertAlign w:val="baseline"/>
+                <w:lang w:val="en-US" w:eastAsia="zh-CN"/>
+              </w:rPr>
+              <w:t>全水分</w:t>
             </w:r>
           </w:p>
         </w:tc>
@@ -591,25 +532,25 @@
               <w:jc w:val="center"/>
               <w:rPr>
                 <w:rFonts w:hint="default"/>
-                <w:vertAlign w:val="baseline"/>
-                <w:lang w:val="en-US" w:eastAsia="zh-CN"/>
-              </w:rPr>
-            </w:pPr>
-            <w:r>
-              <w:rPr>
-                <w:rFonts w:hint="eastAsia"/>
-                <w:vertAlign w:val="baseline"/>
-                <w:lang w:val="en-US" w:eastAsia="zh-CN"/>
-              </w:rPr>
-              <w:t>M</w:t>
-            </w:r>
-            <w:r>
-              <w:rPr>
-                <w:rFonts w:hint="eastAsia"/>
-                <w:vertAlign w:val="subscript"/>
-                <w:lang w:val="en-US" w:eastAsia="zh-CN"/>
-              </w:rPr>
-              <w:t>ad</w:t>
+                <w:b/>
+                <w:bCs/>
+                <w:sz w:val="28"/>
+                <w:szCs w:val="28"/>
+                <w:vertAlign w:val="baseline"/>
+                <w:lang w:val="en-US" w:eastAsia="zh-CN"/>
+              </w:rPr>
+            </w:pPr>
+            <w:r>
+              <w:rPr>
+                <w:rFonts w:hint="eastAsia"/>
+                <w:b/>
+                <w:bCs/>
+                <w:sz w:val="28"/>
+                <w:szCs w:val="28"/>
+                <w:vertAlign w:val="baseline"/>
+                <w:lang w:val="en-US" w:eastAsia="zh-CN"/>
+              </w:rPr>
+              <w:t>Mt</w:t>
             </w:r>
           </w:p>
         </w:tc>
@@ -623,13 +564,21 @@
               <w:jc w:val="center"/>
               <w:rPr>
                 <w:rFonts w:hint="default"/>
-                <w:vertAlign w:val="baseline"/>
-                <w:lang w:val="en-US" w:eastAsia="zh-CN"/>
-              </w:rPr>
-            </w:pPr>
-            <w:r>
-              <w:rPr>
-                <w:rFonts w:hint="eastAsia"/>
+                <w:b/>
+                <w:bCs/>
+                <w:sz w:val="28"/>
+                <w:szCs w:val="28"/>
+                <w:vertAlign w:val="baseline"/>
+                <w:lang w:val="en-US" w:eastAsia="zh-CN"/>
+              </w:rPr>
+            </w:pPr>
+            <w:r>
+              <w:rPr>
+                <w:rFonts w:hint="eastAsia"/>
+                <w:b/>
+                <w:bCs/>
+                <w:sz w:val="28"/>
+                <w:szCs w:val="28"/>
                 <w:vertAlign w:val="baseline"/>
                 <w:lang w:val="en-US" w:eastAsia="zh-CN"/>
               </w:rPr>
@@ -647,36 +596,48 @@
               <w:jc w:val="center"/>
               <w:rPr>
                 <w:rFonts w:hint="default"/>
-                <w:vertAlign w:val="baseline"/>
-                <w:lang w:val="en-US" w:eastAsia="zh-CN"/>
-              </w:rPr>
-            </w:pPr>
-            <w:bookmarkStart w:id="4" w:name="report2"/>
-            <w:bookmarkEnd w:id="4"/>
+                <w:b/>
+                <w:bCs/>
+                <w:color w:val="FF0000"/>
+                <w:sz w:val="28"/>
+                <w:szCs w:val="28"/>
+                <w:vertAlign w:val="baseline"/>
+                <w:lang w:val="en-US" w:eastAsia="zh-CN"/>
+              </w:rPr>
+            </w:pPr>
+            <w:bookmarkStart w:id="3" w:name="up_M4"/>
+            <w:bookmarkEnd w:id="3"/>
           </w:p>
         </w:tc>
         <w:tc>
           <w:tcPr>
             <w:tcW w:w="1999" w:type="dxa"/>
-            <w:vMerge w:val="restart"/>
-            <w:vAlign w:val="center"/>
-          </w:tcPr>
-          <w:p>
-            <w:pPr>
-              <w:jc w:val="center"/>
-              <w:rPr>
-                <w:rFonts w:hint="default"/>
-                <w:vertAlign w:val="baseline"/>
-                <w:lang w:val="en-US" w:eastAsia="zh-CN"/>
-              </w:rPr>
-            </w:pPr>
-            <w:r>
-              <w:rPr>
-                <w:rFonts w:hint="eastAsia"/>
-                <w:vertAlign w:val="baseline"/>
-                <w:lang w:val="en-US" w:eastAsia="zh-CN"/>
-              </w:rPr>
-              <w:t>GB/T 212-2008</w:t>
+            <w:vAlign w:val="center"/>
+          </w:tcPr>
+          <w:p>
+            <w:pPr>
+              <w:jc w:val="center"/>
+              <w:rPr>
+                <w:rFonts w:hint="default"/>
+                <w:b/>
+                <w:bCs/>
+                <w:sz w:val="28"/>
+                <w:szCs w:val="28"/>
+                <w:vertAlign w:val="baseline"/>
+                <w:lang w:val="en-US" w:eastAsia="zh-CN"/>
+              </w:rPr>
+            </w:pPr>
+            <w:r>
+              <w:rPr>
+                <w:rFonts w:hint="eastAsia"/>
+                <w:b/>
+                <w:bCs/>
+                <w:sz w:val="28"/>
+                <w:szCs w:val="28"/>
+                <w:vertAlign w:val="baseline"/>
+                <w:lang w:val="en-US" w:eastAsia="zh-CN"/>
+              </w:rPr>
+              <w:t>GB/T 211-2017</w:t>
             </w:r>
           </w:p>
         </w:tc>
@@ -713,24 +674,25 @@
               <w:jc w:val="center"/>
               <w:rPr>
                 <w:rFonts w:hint="default"/>
-                <w:sz w:val="24"/>
-                <w:szCs w:val="24"/>
-                <w:vertAlign w:val="baseline"/>
-                <w:lang w:val="en-US" w:eastAsia="zh-CN"/>
-              </w:rPr>
-            </w:pPr>
-            <w:r>
-              <w:rPr>
-                <w:rFonts w:hint="eastAsia"/>
-                <w:b/>
-                <w:bCs/>
-                <w:color w:val="FF0000"/>
-                <w:sz w:val="24"/>
-                <w:szCs w:val="24"/>
-                <w:vertAlign w:val="baseline"/>
-                <w:lang w:val="en-US" w:eastAsia="zh-CN"/>
-              </w:rPr>
-              <w:t>收到基灰分</w:t>
+                <w:b/>
+                <w:bCs/>
+                <w:sz w:val="28"/>
+                <w:szCs w:val="28"/>
+                <w:vertAlign w:val="baseline"/>
+                <w:lang w:val="en-US" w:eastAsia="zh-CN"/>
+              </w:rPr>
+            </w:pPr>
+            <w:r>
+              <w:rPr>
+                <w:rFonts w:hint="eastAsia"/>
+                <w:b/>
+                <w:bCs/>
+                <w:sz w:val="28"/>
+                <w:szCs w:val="28"/>
+                <w:vertAlign w:val="baseline"/>
+                <w:lang w:val="en-US" w:eastAsia="zh-CN"/>
+              </w:rPr>
+              <w:t>空气干燥基水分</w:t>
             </w:r>
           </w:p>
         </w:tc>
@@ -744,17 +706,37 @@
               <w:jc w:val="center"/>
               <w:rPr>
                 <w:rFonts w:hint="default"/>
-                <w:vertAlign w:val="baseline"/>
-                <w:lang w:val="en-US" w:eastAsia="zh-CN"/>
-              </w:rPr>
-            </w:pPr>
-            <w:r>
-              <w:rPr>
-                <w:rFonts w:hint="eastAsia"/>
-                <w:vertAlign w:val="baseline"/>
-                <w:lang w:val="en-US" w:eastAsia="zh-CN"/>
-              </w:rPr>
-              <w:t>Aar</w:t>
+                <w:b/>
+                <w:bCs/>
+                <w:sz w:val="28"/>
+                <w:szCs w:val="28"/>
+                <w:vertAlign w:val="baseline"/>
+                <w:lang w:val="en-US" w:eastAsia="zh-CN"/>
+              </w:rPr>
+            </w:pPr>
+            <w:r>
+              <w:rPr>
+                <w:rFonts w:hint="eastAsia"/>
+                <w:b/>
+                <w:bCs/>
+                <w:sz w:val="28"/>
+                <w:szCs w:val="28"/>
+                <w:vertAlign w:val="baseline"/>
+                <w:lang w:val="en-US" w:eastAsia="zh-CN"/>
+              </w:rPr>
+              <w:t>M</w:t>
+            </w:r>
+            <w:r>
+              <w:rPr>
+                <w:rFonts w:hint="eastAsia"/>
+                <w:b/>
+                <w:bCs/>
+                <w:sz w:val="28"/>
+                <w:szCs w:val="28"/>
+                <w:vertAlign w:val="subscript"/>
+                <w:lang w:val="en-US" w:eastAsia="zh-CN"/>
+              </w:rPr>
+              <w:t>ad</w:t>
             </w:r>
           </w:p>
         </w:tc>
@@ -768,13 +750,21 @@
               <w:jc w:val="center"/>
               <w:rPr>
                 <w:rFonts w:hint="default"/>
-                <w:vertAlign w:val="baseline"/>
-                <w:lang w:val="en-US" w:eastAsia="zh-CN"/>
-              </w:rPr>
-            </w:pPr>
-            <w:r>
-              <w:rPr>
-                <w:rFonts w:hint="eastAsia"/>
+                <w:b/>
+                <w:bCs/>
+                <w:sz w:val="28"/>
+                <w:szCs w:val="28"/>
+                <w:vertAlign w:val="baseline"/>
+                <w:lang w:val="en-US" w:eastAsia="zh-CN"/>
+              </w:rPr>
+            </w:pPr>
+            <w:r>
+              <w:rPr>
+                <w:rFonts w:hint="eastAsia"/>
+                <w:b/>
+                <w:bCs/>
+                <w:sz w:val="28"/>
+                <w:szCs w:val="28"/>
                 <w:vertAlign w:val="baseline"/>
                 <w:lang w:val="en-US" w:eastAsia="zh-CN"/>
               </w:rPr>
@@ -792,29 +782,49 @@
               <w:jc w:val="center"/>
               <w:rPr>
                 <w:rFonts w:hint="default"/>
-                <w:vertAlign w:val="baseline"/>
-                <w:lang w:val="en-US" w:eastAsia="zh-CN"/>
-              </w:rPr>
-            </w:pPr>
-            <w:bookmarkStart w:id="5" w:name="up_Aar"/>
-            <w:bookmarkEnd w:id="5"/>
+                <w:b/>
+                <w:bCs/>
+                <w:sz w:val="28"/>
+                <w:szCs w:val="28"/>
+                <w:vertAlign w:val="baseline"/>
+                <w:lang w:val="en-US" w:eastAsia="zh-CN"/>
+              </w:rPr>
+            </w:pPr>
+            <w:bookmarkStart w:id="4" w:name="report2"/>
+            <w:bookmarkEnd w:id="4"/>
           </w:p>
         </w:tc>
         <w:tc>
           <w:tcPr>
             <w:tcW w:w="1999" w:type="dxa"/>
-            <w:vMerge w:val="continue"/>
-            <w:vAlign w:val="center"/>
-          </w:tcPr>
-          <w:p>
-            <w:pPr>
-              <w:jc w:val="center"/>
-              <w:rPr>
-                <w:rFonts w:hint="default"/>
-                <w:vertAlign w:val="baseline"/>
-                <w:lang w:val="en-US" w:eastAsia="zh-CN"/>
-              </w:rPr>
-            </w:pPr>
+            <w:vMerge w:val="restart"/>
+            <w:vAlign w:val="center"/>
+          </w:tcPr>
+          <w:p>
+            <w:pPr>
+              <w:jc w:val="center"/>
+              <w:rPr>
+                <w:rFonts w:hint="default"/>
+                <w:b/>
+                <w:bCs/>
+                <w:sz w:val="28"/>
+                <w:szCs w:val="28"/>
+                <w:vertAlign w:val="baseline"/>
+                <w:lang w:val="en-US" w:eastAsia="zh-CN"/>
+              </w:rPr>
+            </w:pPr>
+            <w:r>
+              <w:rPr>
+                <w:rFonts w:hint="eastAsia"/>
+                <w:b/>
+                <w:bCs/>
+                <w:sz w:val="28"/>
+                <w:szCs w:val="28"/>
+                <w:vertAlign w:val="baseline"/>
+                <w:lang w:val="en-US" w:eastAsia="zh-CN"/>
+              </w:rPr>
+              <w:t>GB/T 212-2008</w:t>
+            </w:r>
           </w:p>
         </w:tc>
       </w:tr>
@@ -850,21 +860,26 @@
               <w:jc w:val="center"/>
               <w:rPr>
                 <w:rFonts w:hint="default"/>
-                <w:sz w:val="24"/>
-                <w:szCs w:val="24"/>
-                <w:vertAlign w:val="baseline"/>
-                <w:lang w:val="en-US" w:eastAsia="zh-CN"/>
-              </w:rPr>
-            </w:pPr>
-            <w:r>
-              <w:rPr>
-                <w:rFonts w:hint="eastAsia"/>
-                <w:sz w:val="24"/>
-                <w:szCs w:val="24"/>
-                <w:vertAlign w:val="baseline"/>
-                <w:lang w:val="en-US" w:eastAsia="zh-CN"/>
-              </w:rPr>
-              <w:t>空气干燥基灰分</w:t>
+                <w:b/>
+                <w:bCs/>
+                <w:sz w:val="28"/>
+                <w:szCs w:val="28"/>
+                <w:vertAlign w:val="baseline"/>
+                <w:lang w:val="en-US" w:eastAsia="zh-CN"/>
+              </w:rPr>
+            </w:pPr>
+            <w:r>
+              <w:rPr>
+                <w:rFonts w:hint="eastAsia"/>
+                <w:b/>
+                <w:bCs/>
+                <w:color w:val="FF0000"/>
+                <w:sz w:val="28"/>
+                <w:szCs w:val="28"/>
+                <w:vertAlign w:val="baseline"/>
+                <w:lang w:val="en-US" w:eastAsia="zh-CN"/>
+              </w:rPr>
+              <w:t>收到基灰分</w:t>
             </w:r>
           </w:p>
         </w:tc>
@@ -878,17 +893,25 @@
               <w:jc w:val="center"/>
               <w:rPr>
                 <w:rFonts w:hint="default"/>
-                <w:vertAlign w:val="baseline"/>
-                <w:lang w:val="en-US" w:eastAsia="zh-CN"/>
-              </w:rPr>
-            </w:pPr>
-            <w:r>
-              <w:rPr>
-                <w:rFonts w:hint="eastAsia"/>
-                <w:vertAlign w:val="baseline"/>
-                <w:lang w:val="en-US" w:eastAsia="zh-CN"/>
-              </w:rPr>
-              <w:t>Aad</w:t>
+                <w:b/>
+                <w:bCs/>
+                <w:sz w:val="28"/>
+                <w:szCs w:val="28"/>
+                <w:vertAlign w:val="baseline"/>
+                <w:lang w:val="en-US" w:eastAsia="zh-CN"/>
+              </w:rPr>
+            </w:pPr>
+            <w:r>
+              <w:rPr>
+                <w:rFonts w:hint="eastAsia"/>
+                <w:b/>
+                <w:bCs/>
+                <w:sz w:val="28"/>
+                <w:szCs w:val="28"/>
+                <w:vertAlign w:val="baseline"/>
+                <w:lang w:val="en-US" w:eastAsia="zh-CN"/>
+              </w:rPr>
+              <w:t>Aar</w:t>
             </w:r>
           </w:p>
         </w:tc>
@@ -902,13 +925,21 @@
               <w:jc w:val="center"/>
               <w:rPr>
                 <w:rFonts w:hint="default"/>
-                <w:vertAlign w:val="baseline"/>
-                <w:lang w:val="en-US" w:eastAsia="zh-CN"/>
-              </w:rPr>
-            </w:pPr>
-            <w:r>
-              <w:rPr>
-                <w:rFonts w:hint="eastAsia"/>
+                <w:b/>
+                <w:bCs/>
+                <w:sz w:val="28"/>
+                <w:szCs w:val="28"/>
+                <w:vertAlign w:val="baseline"/>
+                <w:lang w:val="en-US" w:eastAsia="zh-CN"/>
+              </w:rPr>
+            </w:pPr>
+            <w:r>
+              <w:rPr>
+                <w:rFonts w:hint="eastAsia"/>
+                <w:b/>
+                <w:bCs/>
+                <w:sz w:val="28"/>
+                <w:szCs w:val="28"/>
                 <w:vertAlign w:val="baseline"/>
                 <w:lang w:val="en-US" w:eastAsia="zh-CN"/>
               </w:rPr>
@@ -926,12 +957,16 @@
               <w:jc w:val="center"/>
               <w:rPr>
                 <w:rFonts w:hint="default"/>
-                <w:vertAlign w:val="baseline"/>
-                <w:lang w:val="en-US" w:eastAsia="zh-CN"/>
-              </w:rPr>
-            </w:pPr>
-            <w:bookmarkStart w:id="6" w:name="up_A4"/>
-            <w:bookmarkEnd w:id="6"/>
+                <w:b/>
+                <w:bCs/>
+                <w:sz w:val="28"/>
+                <w:szCs w:val="28"/>
+                <w:vertAlign w:val="baseline"/>
+                <w:lang w:val="en-US" w:eastAsia="zh-CN"/>
+              </w:rPr>
+            </w:pPr>
+            <w:bookmarkStart w:id="5" w:name="up_Aar"/>
+            <w:bookmarkEnd w:id="5"/>
           </w:p>
         </w:tc>
         <w:tc>
@@ -945,6 +980,10 @@
               <w:jc w:val="center"/>
               <w:rPr>
                 <w:rFonts w:hint="default"/>
+                <w:b/>
+                <w:bCs/>
+                <w:sz w:val="28"/>
+                <w:szCs w:val="28"/>
                 <w:vertAlign w:val="baseline"/>
                 <w:lang w:val="en-US" w:eastAsia="zh-CN"/>
               </w:rPr>
@@ -986,104 +1025,111 @@
                 <w:rFonts w:hint="default"/>
                 <w:b/>
                 <w:bCs/>
+                <w:sz w:val="28"/>
+                <w:szCs w:val="28"/>
+                <w:vertAlign w:val="baseline"/>
+                <w:lang w:val="en-US" w:eastAsia="zh-CN"/>
+              </w:rPr>
+            </w:pPr>
+            <w:r>
+              <w:rPr>
+                <w:rFonts w:hint="eastAsia"/>
+                <w:b/>
+                <w:bCs/>
+                <w:sz w:val="28"/>
+                <w:szCs w:val="28"/>
+                <w:vertAlign w:val="baseline"/>
+                <w:lang w:val="en-US" w:eastAsia="zh-CN"/>
+              </w:rPr>
+              <w:t>空气干燥基灰分</w:t>
+            </w:r>
+          </w:p>
+        </w:tc>
+        <w:tc>
+          <w:tcPr>
+            <w:tcW w:w="1103" w:type="dxa"/>
+            <w:vAlign w:val="center"/>
+          </w:tcPr>
+          <w:p>
+            <w:pPr>
+              <w:jc w:val="center"/>
+              <w:rPr>
+                <w:rFonts w:hint="default"/>
+                <w:b/>
+                <w:bCs/>
+                <w:sz w:val="28"/>
+                <w:szCs w:val="28"/>
+                <w:vertAlign w:val="baseline"/>
+                <w:lang w:val="en-US" w:eastAsia="zh-CN"/>
+              </w:rPr>
+            </w:pPr>
+            <w:r>
+              <w:rPr>
+                <w:rFonts w:hint="eastAsia"/>
+                <w:b/>
+                <w:bCs/>
+                <w:sz w:val="28"/>
+                <w:szCs w:val="28"/>
+                <w:vertAlign w:val="baseline"/>
+                <w:lang w:val="en-US" w:eastAsia="zh-CN"/>
+              </w:rPr>
+              <w:t>Aad</w:t>
+            </w:r>
+          </w:p>
+        </w:tc>
+        <w:tc>
+          <w:tcPr>
+            <w:tcW w:w="1020" w:type="dxa"/>
+            <w:vAlign w:val="center"/>
+          </w:tcPr>
+          <w:p>
+            <w:pPr>
+              <w:jc w:val="center"/>
+              <w:rPr>
+                <w:rFonts w:hint="default"/>
+                <w:b/>
+                <w:bCs/>
+                <w:sz w:val="28"/>
+                <w:szCs w:val="28"/>
+                <w:vertAlign w:val="baseline"/>
+                <w:lang w:val="en-US" w:eastAsia="zh-CN"/>
+              </w:rPr>
+            </w:pPr>
+            <w:r>
+              <w:rPr>
+                <w:rFonts w:hint="eastAsia"/>
+                <w:b/>
+                <w:bCs/>
+                <w:sz w:val="28"/>
+                <w:szCs w:val="28"/>
+                <w:vertAlign w:val="baseline"/>
+                <w:lang w:val="en-US" w:eastAsia="zh-CN"/>
+              </w:rPr>
+              <w:t>%</w:t>
+            </w:r>
+          </w:p>
+        </w:tc>
+        <w:tc>
+          <w:tcPr>
+            <w:tcW w:w="1560" w:type="dxa"/>
+            <w:vAlign w:val="center"/>
+          </w:tcPr>
+          <w:p>
+            <w:pPr>
+              <w:jc w:val="center"/>
+              <w:rPr>
+                <w:rFonts w:hint="default"/>
+                <w:b/>
+                <w:bCs/>
                 <w:color w:val="FF0000"/>
-                <w:sz w:val="24"/>
-                <w:szCs w:val="24"/>
-                <w:vertAlign w:val="baseline"/>
-                <w:lang w:val="en-US" w:eastAsia="zh-CN"/>
-              </w:rPr>
-            </w:pPr>
-            <w:r>
-              <w:rPr>
-                <w:rFonts w:hint="eastAsia"/>
-                <w:b/>
-                <w:bCs/>
-                <w:color w:val="FF0000"/>
-                <w:sz w:val="24"/>
-                <w:szCs w:val="24"/>
-                <w:vertAlign w:val="baseline"/>
-                <w:lang w:val="en-US" w:eastAsia="zh-CN"/>
-              </w:rPr>
-              <w:t>干基灰分</w:t>
-            </w:r>
-          </w:p>
-        </w:tc>
-        <w:tc>
-          <w:tcPr>
-            <w:tcW w:w="1103" w:type="dxa"/>
-            <w:vAlign w:val="center"/>
-          </w:tcPr>
-          <w:p>
-            <w:pPr>
-              <w:tabs>
-                <w:tab w:val="left" w:pos="286"/>
-                <w:tab w:val="center" w:pos="502"/>
-              </w:tabs>
-              <w:jc w:val="left"/>
-              <w:rPr>
-                <w:rFonts w:hint="default"/>
-                <w:vertAlign w:val="baseline"/>
-                <w:lang w:val="en-US" w:eastAsia="zh-CN"/>
-              </w:rPr>
-            </w:pPr>
-            <w:r>
-              <w:rPr>
-                <w:rFonts w:hint="eastAsia"/>
-                <w:vertAlign w:val="baseline"/>
-                <w:lang w:val="en-US" w:eastAsia="zh-CN"/>
-              </w:rPr>
-              <w:tab/>
-            </w:r>
-            <w:r>
-              <w:rPr>
-                <w:rFonts w:hint="eastAsia"/>
-                <w:vertAlign w:val="baseline"/>
-                <w:lang w:val="en-US" w:eastAsia="zh-CN"/>
-              </w:rPr>
-              <w:t>Ad</w:t>
-            </w:r>
-          </w:p>
-        </w:tc>
-        <w:tc>
-          <w:tcPr>
-            <w:tcW w:w="1020" w:type="dxa"/>
-            <w:vAlign w:val="center"/>
-          </w:tcPr>
-          <w:p>
-            <w:pPr>
-              <w:jc w:val="center"/>
-              <w:rPr>
-                <w:rFonts w:hint="default"/>
-                <w:vertAlign w:val="baseline"/>
-                <w:lang w:val="en-US" w:eastAsia="zh-CN"/>
-              </w:rPr>
-            </w:pPr>
-            <w:r>
-              <w:rPr>
-                <w:rFonts w:hint="eastAsia"/>
-                <w:vertAlign w:val="baseline"/>
-                <w:lang w:val="en-US" w:eastAsia="zh-CN"/>
-              </w:rPr>
-              <w:t>%</w:t>
-            </w:r>
-          </w:p>
-        </w:tc>
-        <w:tc>
-          <w:tcPr>
-            <w:tcW w:w="1560" w:type="dxa"/>
-            <w:vAlign w:val="center"/>
-          </w:tcPr>
-          <w:p>
-            <w:pPr>
-              <w:jc w:val="center"/>
-              <w:rPr>
-                <w:rFonts w:hint="default"/>
-                <w:vertAlign w:val="baseline"/>
-                <w:lang w:val="en-US" w:eastAsia="zh-CN"/>
-              </w:rPr>
-            </w:pPr>
-            <w:bookmarkStart w:id="7" w:name="up_Ad"/>
-            <w:bookmarkEnd w:id="7"/>
+                <w:sz w:val="28"/>
+                <w:szCs w:val="28"/>
+                <w:vertAlign w:val="baseline"/>
+                <w:lang w:val="en-US" w:eastAsia="zh-CN"/>
+              </w:rPr>
+            </w:pPr>
+            <w:bookmarkStart w:id="6" w:name="up_A4"/>
+            <w:bookmarkEnd w:id="6"/>
           </w:p>
         </w:tc>
         <w:tc>
@@ -1097,6 +1143,10 @@
               <w:jc w:val="center"/>
               <w:rPr>
                 <w:rFonts w:hint="default"/>
+                <w:b/>
+                <w:bCs/>
+                <w:sz w:val="28"/>
+                <w:szCs w:val="28"/>
                 <w:vertAlign w:val="baseline"/>
                 <w:lang w:val="en-US" w:eastAsia="zh-CN"/>
               </w:rPr>
@@ -1139,8 +1189,8 @@
                 <w:b/>
                 <w:bCs/>
                 <w:color w:val="FF0000"/>
-                <w:sz w:val="24"/>
-                <w:szCs w:val="24"/>
+                <w:sz w:val="28"/>
+                <w:szCs w:val="28"/>
                 <w:vertAlign w:val="baseline"/>
                 <w:lang w:val="en-US" w:eastAsia="zh-CN"/>
               </w:rPr>
@@ -1151,12 +1201,12 @@
                 <w:b/>
                 <w:bCs/>
                 <w:color w:val="FF0000"/>
-                <w:sz w:val="24"/>
-                <w:szCs w:val="24"/>
-                <w:vertAlign w:val="baseline"/>
-                <w:lang w:val="en-US" w:eastAsia="zh-CN"/>
-              </w:rPr>
-              <w:t>收到基挥发分</w:t>
+                <w:sz w:val="28"/>
+                <w:szCs w:val="28"/>
+                <w:vertAlign w:val="baseline"/>
+                <w:lang w:val="en-US" w:eastAsia="zh-CN"/>
+              </w:rPr>
+              <w:t>干基灰分</w:t>
             </w:r>
           </w:p>
         </w:tc>
@@ -1167,20 +1217,44 @@
           </w:tcPr>
           <w:p>
             <w:pPr>
-              <w:jc w:val="center"/>
-              <w:rPr>
-                <w:rFonts w:hint="default"/>
-                <w:vertAlign w:val="baseline"/>
-                <w:lang w:val="en-US" w:eastAsia="zh-CN"/>
-              </w:rPr>
-            </w:pPr>
-            <w:r>
-              <w:rPr>
-                <w:rFonts w:hint="eastAsia"/>
-                <w:vertAlign w:val="baseline"/>
-                <w:lang w:val="en-US" w:eastAsia="zh-CN"/>
-              </w:rPr>
-              <w:t>Var</w:t>
+              <w:tabs>
+                <w:tab w:val="left" w:pos="286"/>
+                <w:tab w:val="center" w:pos="502"/>
+              </w:tabs>
+              <w:jc w:val="left"/>
+              <w:rPr>
+                <w:rFonts w:hint="default"/>
+                <w:b/>
+                <w:bCs/>
+                <w:sz w:val="28"/>
+                <w:szCs w:val="28"/>
+                <w:vertAlign w:val="baseline"/>
+                <w:lang w:val="en-US" w:eastAsia="zh-CN"/>
+              </w:rPr>
+            </w:pPr>
+            <w:r>
+              <w:rPr>
+                <w:rFonts w:hint="eastAsia"/>
+                <w:b/>
+                <w:bCs/>
+                <w:sz w:val="28"/>
+                <w:szCs w:val="28"/>
+                <w:vertAlign w:val="baseline"/>
+                <w:lang w:val="en-US" w:eastAsia="zh-CN"/>
+              </w:rPr>
+              <w:tab/>
+            </w:r>
+            <w:r>
+              <w:rPr>
+                <w:rFonts w:hint="eastAsia"/>
+                <w:b/>
+                <w:bCs/>
+                <w:sz w:val="28"/>
+                <w:szCs w:val="28"/>
+                <w:vertAlign w:val="baseline"/>
+                <w:lang w:val="en-US" w:eastAsia="zh-CN"/>
+              </w:rPr>
+              <w:t>Ad</w:t>
             </w:r>
           </w:p>
         </w:tc>
@@ -1194,13 +1268,21 @@
               <w:jc w:val="center"/>
               <w:rPr>
                 <w:rFonts w:hint="default"/>
-                <w:vertAlign w:val="baseline"/>
-                <w:lang w:val="en-US" w:eastAsia="zh-CN"/>
-              </w:rPr>
-            </w:pPr>
-            <w:r>
-              <w:rPr>
-                <w:rFonts w:hint="eastAsia"/>
+                <w:b/>
+                <w:bCs/>
+                <w:sz w:val="28"/>
+                <w:szCs w:val="28"/>
+                <w:vertAlign w:val="baseline"/>
+                <w:lang w:val="en-US" w:eastAsia="zh-CN"/>
+              </w:rPr>
+            </w:pPr>
+            <w:r>
+              <w:rPr>
+                <w:rFonts w:hint="eastAsia"/>
+                <w:b/>
+                <w:bCs/>
+                <w:sz w:val="28"/>
+                <w:szCs w:val="28"/>
                 <w:vertAlign w:val="baseline"/>
                 <w:lang w:val="en-US" w:eastAsia="zh-CN"/>
               </w:rPr>
@@ -1218,12 +1300,16 @@
               <w:jc w:val="center"/>
               <w:rPr>
                 <w:rFonts w:hint="default"/>
-                <w:vertAlign w:val="baseline"/>
-                <w:lang w:val="en-US" w:eastAsia="zh-CN"/>
-              </w:rPr>
-            </w:pPr>
-            <w:bookmarkStart w:id="8" w:name="up_Var"/>
-            <w:bookmarkEnd w:id="8"/>
+                <w:b/>
+                <w:bCs/>
+                <w:sz w:val="28"/>
+                <w:szCs w:val="28"/>
+                <w:vertAlign w:val="baseline"/>
+                <w:lang w:val="en-US" w:eastAsia="zh-CN"/>
+              </w:rPr>
+            </w:pPr>
+            <w:bookmarkStart w:id="7" w:name="up_Ad"/>
+            <w:bookmarkEnd w:id="7"/>
           </w:p>
         </w:tc>
         <w:tc>
@@ -1237,6 +1323,10 @@
               <w:jc w:val="center"/>
               <w:rPr>
                 <w:rFonts w:hint="default"/>
+                <w:b/>
+                <w:bCs/>
+                <w:sz w:val="28"/>
+                <w:szCs w:val="28"/>
                 <w:vertAlign w:val="baseline"/>
                 <w:lang w:val="en-US" w:eastAsia="zh-CN"/>
               </w:rPr>
@@ -1275,23 +1365,28 @@
             <w:pPr>
               <w:jc w:val="center"/>
               <w:rPr>
-                <w:rFonts w:hint="default" w:asciiTheme="minorHAnsi" w:hAnsiTheme="minorHAnsi" w:eastAsiaTheme="minorEastAsia" w:cstheme="minorBidi"/>
-                <w:kern w:val="2"/>
-                <w:sz w:val="24"/>
-                <w:szCs w:val="24"/>
-                <w:vertAlign w:val="baseline"/>
-                <w:lang w:val="en-US" w:eastAsia="zh-CN" w:bidi="ar-SA"/>
-              </w:rPr>
-            </w:pPr>
-            <w:r>
-              <w:rPr>
-                <w:rFonts w:hint="eastAsia"/>
-                <w:sz w:val="24"/>
-                <w:szCs w:val="24"/>
-                <w:vertAlign w:val="baseline"/>
-                <w:lang w:val="en-US" w:eastAsia="zh-CN"/>
-              </w:rPr>
-              <w:t>空气干燥基挥发分</w:t>
+                <w:rFonts w:hint="default"/>
+                <w:b/>
+                <w:bCs/>
+                <w:color w:val="FF0000"/>
+                <w:sz w:val="28"/>
+                <w:szCs w:val="28"/>
+                <w:vertAlign w:val="baseline"/>
+                <w:lang w:val="en-US" w:eastAsia="zh-CN"/>
+              </w:rPr>
+            </w:pPr>
+            <w:r>
+              <w:rPr>
+                <w:rFonts w:hint="eastAsia"/>
+                <w:b/>
+                <w:bCs/>
+                <w:color w:val="FF0000"/>
+                <w:sz w:val="28"/>
+                <w:szCs w:val="28"/>
+                <w:vertAlign w:val="baseline"/>
+                <w:lang w:val="en-US" w:eastAsia="zh-CN"/>
+              </w:rPr>
+              <w:t>收到基挥发分</w:t>
             </w:r>
           </w:p>
         </w:tc>
@@ -1305,17 +1400,25 @@
               <w:jc w:val="center"/>
               <w:rPr>
                 <w:rFonts w:hint="default"/>
-                <w:vertAlign w:val="baseline"/>
-                <w:lang w:val="en-US" w:eastAsia="zh-CN"/>
-              </w:rPr>
-            </w:pPr>
-            <w:r>
-              <w:rPr>
-                <w:rFonts w:hint="eastAsia"/>
-                <w:vertAlign w:val="baseline"/>
-                <w:lang w:val="en-US" w:eastAsia="zh-CN"/>
-              </w:rPr>
-              <w:t>Vad</w:t>
+                <w:b/>
+                <w:bCs/>
+                <w:sz w:val="28"/>
+                <w:szCs w:val="28"/>
+                <w:vertAlign w:val="baseline"/>
+                <w:lang w:val="en-US" w:eastAsia="zh-CN"/>
+              </w:rPr>
+            </w:pPr>
+            <w:r>
+              <w:rPr>
+                <w:rFonts w:hint="eastAsia"/>
+                <w:b/>
+                <w:bCs/>
+                <w:sz w:val="28"/>
+                <w:szCs w:val="28"/>
+                <w:vertAlign w:val="baseline"/>
+                <w:lang w:val="en-US" w:eastAsia="zh-CN"/>
+              </w:rPr>
+              <w:t>Var</w:t>
             </w:r>
           </w:p>
         </w:tc>
@@ -1329,13 +1432,21 @@
               <w:jc w:val="center"/>
               <w:rPr>
                 <w:rFonts w:hint="default"/>
-                <w:vertAlign w:val="baseline"/>
-                <w:lang w:val="en-US" w:eastAsia="zh-CN"/>
-              </w:rPr>
-            </w:pPr>
-            <w:r>
-              <w:rPr>
-                <w:rFonts w:hint="eastAsia"/>
+                <w:b/>
+                <w:bCs/>
+                <w:sz w:val="28"/>
+                <w:szCs w:val="28"/>
+                <w:vertAlign w:val="baseline"/>
+                <w:lang w:val="en-US" w:eastAsia="zh-CN"/>
+              </w:rPr>
+            </w:pPr>
+            <w:r>
+              <w:rPr>
+                <w:rFonts w:hint="eastAsia"/>
+                <w:b/>
+                <w:bCs/>
+                <w:sz w:val="28"/>
+                <w:szCs w:val="28"/>
                 <w:vertAlign w:val="baseline"/>
                 <w:lang w:val="en-US" w:eastAsia="zh-CN"/>
               </w:rPr>
@@ -1353,12 +1464,16 @@
               <w:jc w:val="center"/>
               <w:rPr>
                 <w:rFonts w:hint="default"/>
-                <w:vertAlign w:val="baseline"/>
-                <w:lang w:val="en-US" w:eastAsia="zh-CN"/>
-              </w:rPr>
-            </w:pPr>
-            <w:bookmarkStart w:id="9" w:name="up_V4"/>
-            <w:bookmarkEnd w:id="9"/>
+                <w:b/>
+                <w:bCs/>
+                <w:sz w:val="28"/>
+                <w:szCs w:val="28"/>
+                <w:vertAlign w:val="baseline"/>
+                <w:lang w:val="en-US" w:eastAsia="zh-CN"/>
+              </w:rPr>
+            </w:pPr>
+            <w:bookmarkStart w:id="8" w:name="up_Var"/>
+            <w:bookmarkEnd w:id="8"/>
           </w:p>
         </w:tc>
         <w:tc>
@@ -1372,6 +1487,10 @@
               <w:jc w:val="center"/>
               <w:rPr>
                 <w:rFonts w:hint="default"/>
+                <w:b/>
+                <w:bCs/>
+                <w:sz w:val="28"/>
+                <w:szCs w:val="28"/>
                 <w:vertAlign w:val="baseline"/>
                 <w:lang w:val="en-US" w:eastAsia="zh-CN"/>
               </w:rPr>
@@ -1410,95 +1529,115 @@
             <w:pPr>
               <w:jc w:val="center"/>
               <w:rPr>
+                <w:rFonts w:hint="default" w:asciiTheme="minorHAnsi" w:hAnsiTheme="minorHAnsi" w:eastAsiaTheme="minorEastAsia" w:cstheme="minorBidi"/>
+                <w:b/>
+                <w:bCs/>
+                <w:kern w:val="2"/>
+                <w:sz w:val="28"/>
+                <w:szCs w:val="28"/>
+                <w:vertAlign w:val="baseline"/>
+                <w:lang w:val="en-US" w:eastAsia="zh-CN" w:bidi="ar-SA"/>
+              </w:rPr>
+            </w:pPr>
+            <w:r>
+              <w:rPr>
+                <w:rFonts w:hint="eastAsia"/>
+                <w:b/>
+                <w:bCs/>
+                <w:sz w:val="28"/>
+                <w:szCs w:val="28"/>
+                <w:vertAlign w:val="baseline"/>
+                <w:lang w:val="en-US" w:eastAsia="zh-CN"/>
+              </w:rPr>
+              <w:t>空气干燥基挥发分</w:t>
+            </w:r>
+          </w:p>
+        </w:tc>
+        <w:tc>
+          <w:tcPr>
+            <w:tcW w:w="1103" w:type="dxa"/>
+            <w:vAlign w:val="center"/>
+          </w:tcPr>
+          <w:p>
+            <w:pPr>
+              <w:jc w:val="center"/>
+              <w:rPr>
+                <w:rFonts w:hint="default"/>
+                <w:b/>
+                <w:bCs/>
+                <w:sz w:val="28"/>
+                <w:szCs w:val="28"/>
+                <w:vertAlign w:val="baseline"/>
+                <w:lang w:val="en-US" w:eastAsia="zh-CN"/>
+              </w:rPr>
+            </w:pPr>
+            <w:r>
+              <w:rPr>
+                <w:rFonts w:hint="eastAsia"/>
+                <w:b/>
+                <w:bCs/>
+                <w:sz w:val="28"/>
+                <w:szCs w:val="28"/>
+                <w:vertAlign w:val="baseline"/>
+                <w:lang w:val="en-US" w:eastAsia="zh-CN"/>
+              </w:rPr>
+              <w:t>Vad</w:t>
+            </w:r>
+          </w:p>
+        </w:tc>
+        <w:tc>
+          <w:tcPr>
+            <w:tcW w:w="1020" w:type="dxa"/>
+            <w:vAlign w:val="center"/>
+          </w:tcPr>
+          <w:p>
+            <w:pPr>
+              <w:jc w:val="center"/>
+              <w:rPr>
+                <w:rFonts w:hint="default"/>
+                <w:b/>
+                <w:bCs/>
+                <w:sz w:val="28"/>
+                <w:szCs w:val="28"/>
+                <w:vertAlign w:val="baseline"/>
+                <w:lang w:val="en-US" w:eastAsia="zh-CN"/>
+              </w:rPr>
+            </w:pPr>
+            <w:r>
+              <w:rPr>
+                <w:rFonts w:hint="eastAsia"/>
+                <w:b/>
+                <w:bCs/>
+                <w:sz w:val="28"/>
+                <w:szCs w:val="28"/>
+                <w:vertAlign w:val="baseline"/>
+                <w:lang w:val="en-US" w:eastAsia="zh-CN"/>
+              </w:rPr>
+              <w:t>%</w:t>
+            </w:r>
+          </w:p>
+        </w:tc>
+        <w:tc>
+          <w:tcPr>
+            <w:tcW w:w="1560" w:type="dxa"/>
+            <w:vAlign w:val="center"/>
+          </w:tcPr>
+          <w:p>
+            <w:pPr>
+              <w:jc w:val="center"/>
+              <w:rPr>
                 <w:rFonts w:hint="default"/>
                 <w:b/>
                 <w:bCs/>
                 <w:color w:val="FF0000"/>
-                <w:sz w:val="24"/>
-                <w:szCs w:val="24"/>
-                <w:vertAlign w:val="baseline"/>
-                <w:lang w:val="en-US" w:eastAsia="zh-CN"/>
-              </w:rPr>
-            </w:pPr>
-            <w:r>
-              <w:rPr>
-                <w:rFonts w:hint="eastAsia"/>
-                <w:b/>
-                <w:bCs/>
-                <w:color w:val="FF0000"/>
-                <w:sz w:val="24"/>
-                <w:szCs w:val="24"/>
-                <w:vertAlign w:val="baseline"/>
-                <w:lang w:val="en-US" w:eastAsia="zh-CN"/>
-              </w:rPr>
-              <w:t>干基挥发分</w:t>
-            </w:r>
-          </w:p>
-        </w:tc>
-        <w:tc>
-          <w:tcPr>
-            <w:tcW w:w="1103" w:type="dxa"/>
-            <w:vAlign w:val="center"/>
-          </w:tcPr>
-          <w:p>
-            <w:pPr>
-              <w:jc w:val="center"/>
-              <w:rPr>
-                <w:rFonts w:hint="default"/>
-                <w:vertAlign w:val="baseline"/>
-                <w:lang w:val="en-US" w:eastAsia="zh-CN"/>
-              </w:rPr>
-            </w:pPr>
-            <w:r>
-              <w:rPr>
-                <w:rFonts w:hint="eastAsia"/>
-                <w:vertAlign w:val="baseline"/>
-                <w:lang w:val="en-US" w:eastAsia="zh-CN"/>
-              </w:rPr>
-              <w:t>Vd</w:t>
-            </w:r>
-          </w:p>
-        </w:tc>
-        <w:tc>
-          <w:tcPr>
-            <w:tcW w:w="1020" w:type="dxa"/>
-            <w:vAlign w:val="center"/>
-          </w:tcPr>
-          <w:p>
-            <w:pPr>
-              <w:jc w:val="center"/>
-              <w:rPr>
-                <w:rFonts w:hint="default"/>
-                <w:vertAlign w:val="baseline"/>
-                <w:lang w:val="en-US" w:eastAsia="zh-CN"/>
-              </w:rPr>
-            </w:pPr>
-            <w:r>
-              <w:rPr>
-                <w:rFonts w:hint="eastAsia"/>
-                <w:vertAlign w:val="baseline"/>
-                <w:lang w:val="en-US" w:eastAsia="zh-CN"/>
-              </w:rPr>
-              <w:t>%</w:t>
-            </w:r>
-          </w:p>
-        </w:tc>
-        <w:tc>
-          <w:tcPr>
-            <w:tcW w:w="1560" w:type="dxa"/>
-            <w:vAlign w:val="center"/>
-          </w:tcPr>
-          <w:p>
-            <w:pPr>
-              <w:jc w:val="center"/>
-              <w:rPr>
-                <w:rFonts w:hint="default"/>
-                <w:vertAlign w:val="baseline"/>
-                <w:lang w:val="en-US" w:eastAsia="zh-CN"/>
-              </w:rPr>
-            </w:pPr>
-            <w:bookmarkStart w:id="10" w:name="up_Vd"/>
-            <w:bookmarkEnd w:id="10"/>
+                <w:sz w:val="28"/>
+                <w:szCs w:val="28"/>
+                <w:vertAlign w:val="baseline"/>
+                <w:lang w:val="en-US" w:eastAsia="zh-CN"/>
+              </w:rPr>
+            </w:pPr>
+            <w:bookmarkStart w:id="9" w:name="up_V4"/>
+            <w:bookmarkEnd w:id="9"/>
           </w:p>
         </w:tc>
         <w:tc>
@@ -1512,6 +1651,10 @@
               <w:jc w:val="center"/>
               <w:rPr>
                 <w:rFonts w:hint="default"/>
+                <w:b/>
+                <w:bCs/>
+                <w:sz w:val="28"/>
+                <w:szCs w:val="28"/>
                 <w:vertAlign w:val="baseline"/>
                 <w:lang w:val="en-US" w:eastAsia="zh-CN"/>
               </w:rPr>
@@ -1554,8 +1697,8 @@
                 <w:b/>
                 <w:bCs/>
                 <w:color w:val="FF0000"/>
-                <w:sz w:val="24"/>
-                <w:szCs w:val="24"/>
+                <w:sz w:val="28"/>
+                <w:szCs w:val="28"/>
                 <w:vertAlign w:val="baseline"/>
                 <w:lang w:val="en-US" w:eastAsia="zh-CN"/>
               </w:rPr>
@@ -1566,12 +1709,12 @@
                 <w:b/>
                 <w:bCs/>
                 <w:color w:val="FF0000"/>
-                <w:sz w:val="24"/>
-                <w:szCs w:val="24"/>
-                <w:vertAlign w:val="baseline"/>
-                <w:lang w:val="en-US" w:eastAsia="zh-CN"/>
-              </w:rPr>
-              <w:t>干燥无灰基挥发分</w:t>
+                <w:sz w:val="28"/>
+                <w:szCs w:val="28"/>
+                <w:vertAlign w:val="baseline"/>
+                <w:lang w:val="en-US" w:eastAsia="zh-CN"/>
+              </w:rPr>
+              <w:t>干基挥发分</w:t>
             </w:r>
           </w:p>
         </w:tc>
@@ -1585,17 +1728,25 @@
               <w:jc w:val="center"/>
               <w:rPr>
                 <w:rFonts w:hint="default"/>
-                <w:vertAlign w:val="baseline"/>
-                <w:lang w:val="en-US" w:eastAsia="zh-CN"/>
-              </w:rPr>
-            </w:pPr>
-            <w:r>
-              <w:rPr>
-                <w:rFonts w:hint="eastAsia"/>
-                <w:vertAlign w:val="baseline"/>
-                <w:lang w:val="en-US" w:eastAsia="zh-CN"/>
-              </w:rPr>
-              <w:t>Vdaf</w:t>
+                <w:b/>
+                <w:bCs/>
+                <w:sz w:val="28"/>
+                <w:szCs w:val="28"/>
+                <w:vertAlign w:val="baseline"/>
+                <w:lang w:val="en-US" w:eastAsia="zh-CN"/>
+              </w:rPr>
+            </w:pPr>
+            <w:r>
+              <w:rPr>
+                <w:rFonts w:hint="eastAsia"/>
+                <w:b/>
+                <w:bCs/>
+                <w:sz w:val="28"/>
+                <w:szCs w:val="28"/>
+                <w:vertAlign w:val="baseline"/>
+                <w:lang w:val="en-US" w:eastAsia="zh-CN"/>
+              </w:rPr>
+              <w:t>Vd</w:t>
             </w:r>
           </w:p>
         </w:tc>
@@ -1609,13 +1760,21 @@
               <w:jc w:val="center"/>
               <w:rPr>
                 <w:rFonts w:hint="default"/>
-                <w:vertAlign w:val="baseline"/>
-                <w:lang w:val="en-US" w:eastAsia="zh-CN"/>
-              </w:rPr>
-            </w:pPr>
-            <w:r>
-              <w:rPr>
-                <w:rFonts w:hint="eastAsia"/>
+                <w:b/>
+                <w:bCs/>
+                <w:sz w:val="28"/>
+                <w:szCs w:val="28"/>
+                <w:vertAlign w:val="baseline"/>
+                <w:lang w:val="en-US" w:eastAsia="zh-CN"/>
+              </w:rPr>
+            </w:pPr>
+            <w:r>
+              <w:rPr>
+                <w:rFonts w:hint="eastAsia"/>
+                <w:b/>
+                <w:bCs/>
+                <w:sz w:val="28"/>
+                <w:szCs w:val="28"/>
                 <w:vertAlign w:val="baseline"/>
                 <w:lang w:val="en-US" w:eastAsia="zh-CN"/>
               </w:rPr>
@@ -1633,12 +1792,16 @@
               <w:jc w:val="center"/>
               <w:rPr>
                 <w:rFonts w:hint="default"/>
-                <w:vertAlign w:val="baseline"/>
-                <w:lang w:val="en-US" w:eastAsia="zh-CN"/>
-              </w:rPr>
-            </w:pPr>
-            <w:bookmarkStart w:id="11" w:name="up_Vdaf"/>
-            <w:bookmarkEnd w:id="11"/>
+                <w:b/>
+                <w:bCs/>
+                <w:sz w:val="28"/>
+                <w:szCs w:val="28"/>
+                <w:vertAlign w:val="baseline"/>
+                <w:lang w:val="en-US" w:eastAsia="zh-CN"/>
+              </w:rPr>
+            </w:pPr>
+            <w:bookmarkStart w:id="10" w:name="up_Vd"/>
+            <w:bookmarkEnd w:id="10"/>
           </w:p>
         </w:tc>
         <w:tc>
@@ -1652,6 +1815,10 @@
               <w:jc w:val="center"/>
               <w:rPr>
                 <w:rFonts w:hint="default"/>
+                <w:b/>
+                <w:bCs/>
+                <w:sz w:val="28"/>
+                <w:szCs w:val="28"/>
                 <w:vertAlign w:val="baseline"/>
                 <w:lang w:val="en-US" w:eastAsia="zh-CN"/>
               </w:rPr>
@@ -1691,21 +1858,27 @@
               <w:jc w:val="center"/>
               <w:rPr>
                 <w:rFonts w:hint="default"/>
-                <w:sz w:val="24"/>
-                <w:szCs w:val="24"/>
-                <w:vertAlign w:val="baseline"/>
-                <w:lang w:val="en-US" w:eastAsia="zh-CN"/>
-              </w:rPr>
-            </w:pPr>
-            <w:r>
-              <w:rPr>
-                <w:rFonts w:hint="eastAsia"/>
-                <w:sz w:val="24"/>
-                <w:szCs w:val="24"/>
-                <w:vertAlign w:val="baseline"/>
-                <w:lang w:val="en-US" w:eastAsia="zh-CN"/>
-              </w:rPr>
-              <w:t>焦渣特征</w:t>
+                <w:b/>
+                <w:bCs/>
+                <w:color w:val="FF0000"/>
+                <w:sz w:val="28"/>
+                <w:szCs w:val="28"/>
+                <w:vertAlign w:val="baseline"/>
+                <w:lang w:val="en-US" w:eastAsia="zh-CN"/>
+              </w:rPr>
+            </w:pPr>
+            <w:r>
+              <w:rPr>
+                <w:rFonts w:hint="eastAsia"/>
+                <w:b/>
+                <w:bCs/>
+                <w:color w:val="FF0000"/>
+                <w:sz w:val="28"/>
+                <w:szCs w:val="28"/>
+                <w:vertAlign w:val="baseline"/>
+                <w:lang w:val="en-US" w:eastAsia="zh-CN"/>
+              </w:rPr>
+              <w:t>干燥无灰基挥发分</w:t>
             </w:r>
           </w:p>
         </w:tc>
@@ -1719,17 +1892,26 @@
               <w:jc w:val="center"/>
               <w:rPr>
                 <w:rFonts w:hint="default"/>
-                <w:vertAlign w:val="baseline"/>
-                <w:lang w:val="en-US" w:eastAsia="zh-CN"/>
-              </w:rPr>
-            </w:pPr>
-            <w:r>
-              <w:rPr>
-                <w:rFonts w:hint="eastAsia"/>
-                <w:vertAlign w:val="baseline"/>
-                <w:lang w:val="en-US" w:eastAsia="zh-CN"/>
-              </w:rPr>
-              <w:t>Crc</w:t>
+                <w:b/>
+                <w:bCs/>
+                <w:sz w:val="28"/>
+                <w:szCs w:val="28"/>
+                <w:vertAlign w:val="baseline"/>
+                <w:lang w:val="en-US" w:eastAsia="zh-CN"/>
+              </w:rPr>
+            </w:pPr>
+            <w:r>
+              <w:rPr>
+                <w:rFonts w:hint="eastAsia"/>
+                <w:b/>
+                <w:bCs/>
+                <w:sz w:val="28"/>
+                <w:szCs w:val="28"/>
+                <w:u w:val="none"/>
+                <w:vertAlign w:val="baseline"/>
+                <w:lang w:val="en-US" w:eastAsia="zh-CN"/>
+              </w:rPr>
+              <w:t>Vdaf</w:t>
             </w:r>
           </w:p>
         </w:tc>
@@ -1743,13 +1925,21 @@
               <w:jc w:val="center"/>
               <w:rPr>
                 <w:rFonts w:hint="default"/>
-                <w:vertAlign w:val="baseline"/>
-                <w:lang w:val="en-US" w:eastAsia="zh-CN"/>
-              </w:rPr>
-            </w:pPr>
-            <w:r>
-              <w:rPr>
-                <w:rFonts w:hint="eastAsia"/>
+                <w:b/>
+                <w:bCs/>
+                <w:sz w:val="28"/>
+                <w:szCs w:val="28"/>
+                <w:vertAlign w:val="baseline"/>
+                <w:lang w:val="en-US" w:eastAsia="zh-CN"/>
+              </w:rPr>
+            </w:pPr>
+            <w:r>
+              <w:rPr>
+                <w:rFonts w:hint="eastAsia"/>
+                <w:b/>
+                <w:bCs/>
+                <w:sz w:val="28"/>
+                <w:szCs w:val="28"/>
                 <w:vertAlign w:val="baseline"/>
                 <w:lang w:val="en-US" w:eastAsia="zh-CN"/>
               </w:rPr>
@@ -1767,12 +1957,16 @@
               <w:jc w:val="center"/>
               <w:rPr>
                 <w:rFonts w:hint="default"/>
-                <w:vertAlign w:val="baseline"/>
-                <w:lang w:val="en-US" w:eastAsia="zh-CN"/>
-              </w:rPr>
-            </w:pPr>
-            <w:bookmarkStart w:id="12" w:name="up_C"/>
-            <w:bookmarkEnd w:id="12"/>
+                <w:b/>
+                <w:bCs/>
+                <w:sz w:val="28"/>
+                <w:szCs w:val="28"/>
+                <w:vertAlign w:val="baseline"/>
+                <w:lang w:val="en-US" w:eastAsia="zh-CN"/>
+              </w:rPr>
+            </w:pPr>
+            <w:bookmarkStart w:id="11" w:name="up_Vdaf"/>
+            <w:bookmarkEnd w:id="11"/>
           </w:p>
         </w:tc>
         <w:tc>
@@ -1786,6 +1980,10 @@
               <w:jc w:val="center"/>
               <w:rPr>
                 <w:rFonts w:hint="default"/>
+                <w:b/>
+                <w:bCs/>
+                <w:sz w:val="28"/>
+                <w:szCs w:val="28"/>
                 <w:vertAlign w:val="baseline"/>
                 <w:lang w:val="en-US" w:eastAsia="zh-CN"/>
               </w:rPr>
@@ -1825,21 +2023,25 @@
               <w:jc w:val="center"/>
               <w:rPr>
                 <w:rFonts w:hint="default"/>
-                <w:sz w:val="24"/>
-                <w:szCs w:val="24"/>
-                <w:vertAlign w:val="baseline"/>
-                <w:lang w:val="en-US" w:eastAsia="zh-CN"/>
-              </w:rPr>
-            </w:pPr>
-            <w:r>
-              <w:rPr>
-                <w:rFonts w:hint="eastAsia"/>
-                <w:sz w:val="24"/>
-                <w:szCs w:val="24"/>
-                <w:vertAlign w:val="baseline"/>
-                <w:lang w:val="en-US" w:eastAsia="zh-CN"/>
-              </w:rPr>
-              <w:t>固定碳</w:t>
+                <w:b/>
+                <w:bCs/>
+                <w:sz w:val="28"/>
+                <w:szCs w:val="28"/>
+                <w:vertAlign w:val="baseline"/>
+                <w:lang w:val="en-US" w:eastAsia="zh-CN"/>
+              </w:rPr>
+            </w:pPr>
+            <w:r>
+              <w:rPr>
+                <w:rFonts w:hint="eastAsia"/>
+                <w:b/>
+                <w:bCs/>
+                <w:sz w:val="28"/>
+                <w:szCs w:val="28"/>
+                <w:vertAlign w:val="baseline"/>
+                <w:lang w:val="en-US" w:eastAsia="zh-CN"/>
+              </w:rPr>
+              <w:t>焦渣特征</w:t>
             </w:r>
           </w:p>
         </w:tc>
@@ -1853,17 +2055,25 @@
               <w:jc w:val="center"/>
               <w:rPr>
                 <w:rFonts w:hint="default"/>
-                <w:vertAlign w:val="baseline"/>
-                <w:lang w:val="en-US" w:eastAsia="zh-CN"/>
-              </w:rPr>
-            </w:pPr>
-            <w:r>
-              <w:rPr>
-                <w:rFonts w:hint="eastAsia"/>
-                <w:vertAlign w:val="baseline"/>
-                <w:lang w:val="en-US" w:eastAsia="zh-CN"/>
-              </w:rPr>
-              <w:t>Fc</w:t>
+                <w:b/>
+                <w:bCs/>
+                <w:sz w:val="28"/>
+                <w:szCs w:val="28"/>
+                <w:vertAlign w:val="baseline"/>
+                <w:lang w:val="en-US" w:eastAsia="zh-CN"/>
+              </w:rPr>
+            </w:pPr>
+            <w:r>
+              <w:rPr>
+                <w:rFonts w:hint="eastAsia"/>
+                <w:b/>
+                <w:bCs/>
+                <w:sz w:val="28"/>
+                <w:szCs w:val="28"/>
+                <w:vertAlign w:val="baseline"/>
+                <w:lang w:val="en-US" w:eastAsia="zh-CN"/>
+              </w:rPr>
+              <w:t>Crc</w:t>
             </w:r>
           </w:p>
         </w:tc>
@@ -1877,13 +2087,21 @@
               <w:jc w:val="center"/>
               <w:rPr>
                 <w:rFonts w:hint="default"/>
-                <w:vertAlign w:val="baseline"/>
-                <w:lang w:val="en-US" w:eastAsia="zh-CN"/>
-              </w:rPr>
-            </w:pPr>
-            <w:r>
-              <w:rPr>
-                <w:rFonts w:hint="eastAsia"/>
+                <w:b/>
+                <w:bCs/>
+                <w:sz w:val="28"/>
+                <w:szCs w:val="28"/>
+                <w:vertAlign w:val="baseline"/>
+                <w:lang w:val="en-US" w:eastAsia="zh-CN"/>
+              </w:rPr>
+            </w:pPr>
+            <w:r>
+              <w:rPr>
+                <w:rFonts w:hint="eastAsia"/>
+                <w:b/>
+                <w:bCs/>
+                <w:sz w:val="28"/>
+                <w:szCs w:val="28"/>
                 <w:vertAlign w:val="baseline"/>
                 <w:lang w:val="en-US" w:eastAsia="zh-CN"/>
               </w:rPr>
@@ -1901,12 +2119,16 @@
               <w:jc w:val="center"/>
               <w:rPr>
                 <w:rFonts w:hint="default"/>
-                <w:vertAlign w:val="baseline"/>
-                <w:lang w:val="en-US" w:eastAsia="zh-CN"/>
-              </w:rPr>
-            </w:pPr>
-            <w:bookmarkStart w:id="13" w:name="eggCone2"/>
-            <w:bookmarkEnd w:id="13"/>
+                <w:b/>
+                <w:bCs/>
+                <w:sz w:val="28"/>
+                <w:szCs w:val="28"/>
+                <w:vertAlign w:val="baseline"/>
+                <w:lang w:val="en-US" w:eastAsia="zh-CN"/>
+              </w:rPr>
+            </w:pPr>
+            <w:bookmarkStart w:id="12" w:name="up_C"/>
+            <w:bookmarkEnd w:id="12"/>
           </w:p>
         </w:tc>
         <w:tc>
@@ -1920,6 +2142,10 @@
               <w:jc w:val="center"/>
               <w:rPr>
                 <w:rFonts w:hint="default"/>
+                <w:b/>
+                <w:bCs/>
+                <w:sz w:val="28"/>
+                <w:szCs w:val="28"/>
                 <w:vertAlign w:val="baseline"/>
                 <w:lang w:val="en-US" w:eastAsia="zh-CN"/>
               </w:rPr>
@@ -1959,21 +2185,25 @@
               <w:jc w:val="center"/>
               <w:rPr>
                 <w:rFonts w:hint="default"/>
-                <w:sz w:val="24"/>
-                <w:szCs w:val="24"/>
-                <w:vertAlign w:val="baseline"/>
-                <w:lang w:val="en-US" w:eastAsia="zh-CN"/>
-              </w:rPr>
-            </w:pPr>
-            <w:r>
-              <w:rPr>
-                <w:rFonts w:hint="eastAsia"/>
-                <w:sz w:val="24"/>
-                <w:szCs w:val="24"/>
-                <w:vertAlign w:val="baseline"/>
-                <w:lang w:val="en-US" w:eastAsia="zh-CN"/>
-              </w:rPr>
-              <w:t>全硫</w:t>
+                <w:b/>
+                <w:bCs/>
+                <w:sz w:val="28"/>
+                <w:szCs w:val="28"/>
+                <w:vertAlign w:val="baseline"/>
+                <w:lang w:val="en-US" w:eastAsia="zh-CN"/>
+              </w:rPr>
+            </w:pPr>
+            <w:r>
+              <w:rPr>
+                <w:rFonts w:hint="eastAsia"/>
+                <w:b/>
+                <w:bCs/>
+                <w:sz w:val="28"/>
+                <w:szCs w:val="28"/>
+                <w:vertAlign w:val="baseline"/>
+                <w:lang w:val="en-US" w:eastAsia="zh-CN"/>
+              </w:rPr>
+              <w:t>固定碳</w:t>
             </w:r>
           </w:p>
         </w:tc>
@@ -1987,17 +2217,25 @@
               <w:jc w:val="center"/>
               <w:rPr>
                 <w:rFonts w:hint="default"/>
-                <w:vertAlign w:val="baseline"/>
-                <w:lang w:val="en-US" w:eastAsia="zh-CN"/>
-              </w:rPr>
-            </w:pPr>
-            <w:r>
-              <w:rPr>
-                <w:rFonts w:hint="eastAsia"/>
-                <w:vertAlign w:val="baseline"/>
-                <w:lang w:val="en-US" w:eastAsia="zh-CN"/>
-              </w:rPr>
-              <w:t>S</w:t>
+                <w:b/>
+                <w:bCs/>
+                <w:sz w:val="28"/>
+                <w:szCs w:val="28"/>
+                <w:vertAlign w:val="baseline"/>
+                <w:lang w:val="en-US" w:eastAsia="zh-CN"/>
+              </w:rPr>
+            </w:pPr>
+            <w:r>
+              <w:rPr>
+                <w:rFonts w:hint="eastAsia"/>
+                <w:b/>
+                <w:bCs/>
+                <w:sz w:val="28"/>
+                <w:szCs w:val="28"/>
+                <w:vertAlign w:val="baseline"/>
+                <w:lang w:val="en-US" w:eastAsia="zh-CN"/>
+              </w:rPr>
+              <w:t>Fc</w:t>
             </w:r>
           </w:p>
         </w:tc>
@@ -2011,13 +2249,21 @@
               <w:jc w:val="center"/>
               <w:rPr>
                 <w:rFonts w:hint="default"/>
-                <w:vertAlign w:val="baseline"/>
-                <w:lang w:val="en-US" w:eastAsia="zh-CN"/>
-              </w:rPr>
-            </w:pPr>
-            <w:r>
-              <w:rPr>
-                <w:rFonts w:hint="eastAsia"/>
+                <w:b/>
+                <w:bCs/>
+                <w:sz w:val="28"/>
+                <w:szCs w:val="28"/>
+                <w:vertAlign w:val="baseline"/>
+                <w:lang w:val="en-US" w:eastAsia="zh-CN"/>
+              </w:rPr>
+            </w:pPr>
+            <w:r>
+              <w:rPr>
+                <w:rFonts w:hint="eastAsia"/>
+                <w:b/>
+                <w:bCs/>
+                <w:sz w:val="28"/>
+                <w:szCs w:val="28"/>
                 <w:vertAlign w:val="baseline"/>
                 <w:lang w:val="en-US" w:eastAsia="zh-CN"/>
               </w:rPr>
@@ -2035,36 +2281,37 @@
               <w:jc w:val="center"/>
               <w:rPr>
                 <w:rFonts w:hint="default"/>
-                <w:vertAlign w:val="baseline"/>
-                <w:lang w:val="en-US" w:eastAsia="zh-CN"/>
-              </w:rPr>
-            </w:pPr>
-            <w:bookmarkStart w:id="14" w:name="up_S"/>
-            <w:bookmarkEnd w:id="14"/>
+                <w:b/>
+                <w:bCs/>
+                <w:sz w:val="28"/>
+                <w:szCs w:val="28"/>
+                <w:vertAlign w:val="baseline"/>
+                <w:lang w:val="en-US" w:eastAsia="zh-CN"/>
+              </w:rPr>
+            </w:pPr>
+            <w:bookmarkStart w:id="13" w:name="eggCone2"/>
+            <w:bookmarkEnd w:id="13"/>
           </w:p>
         </w:tc>
         <w:tc>
           <w:tcPr>
             <w:tcW w:w="1999" w:type="dxa"/>
-            <w:vAlign w:val="center"/>
-          </w:tcPr>
-          <w:p>
-            <w:pPr>
-              <w:jc w:val="center"/>
-              <w:rPr>
-                <w:rFonts w:hint="default"/>
-                <w:vertAlign w:val="baseline"/>
-                <w:lang w:val="en-US" w:eastAsia="zh-CN"/>
-              </w:rPr>
-            </w:pPr>
-            <w:r>
-              <w:rPr>
-                <w:rFonts w:hint="eastAsia"/>
-                <w:vertAlign w:val="baseline"/>
-                <w:lang w:val="en-US" w:eastAsia="zh-CN"/>
-              </w:rPr>
-              <w:t>GB/T 214-2007</w:t>
-            </w:r>
+            <w:vMerge w:val="continue"/>
+            <w:vAlign w:val="center"/>
+          </w:tcPr>
+          <w:p>
+            <w:pPr>
+              <w:jc w:val="center"/>
+              <w:rPr>
+                <w:rFonts w:hint="default"/>
+                <w:b/>
+                <w:bCs/>
+                <w:sz w:val="28"/>
+                <w:szCs w:val="28"/>
+                <w:vertAlign w:val="baseline"/>
+                <w:lang w:val="en-US" w:eastAsia="zh-CN"/>
+              </w:rPr>
+            </w:pPr>
           </w:p>
         </w:tc>
       </w:tr>
@@ -2100,21 +2347,25 @@
               <w:jc w:val="center"/>
               <w:rPr>
                 <w:rFonts w:hint="default"/>
-                <w:sz w:val="24"/>
-                <w:szCs w:val="24"/>
-                <w:vertAlign w:val="baseline"/>
-                <w:lang w:val="en-US" w:eastAsia="zh-CN"/>
-              </w:rPr>
-            </w:pPr>
-            <w:r>
-              <w:rPr>
-                <w:rFonts w:hint="eastAsia"/>
-                <w:sz w:val="24"/>
-                <w:szCs w:val="24"/>
-                <w:vertAlign w:val="baseline"/>
-                <w:lang w:val="en-US" w:eastAsia="zh-CN"/>
-              </w:rPr>
-              <w:t>收到基低位发热量</w:t>
+                <w:b/>
+                <w:bCs/>
+                <w:sz w:val="28"/>
+                <w:szCs w:val="28"/>
+                <w:vertAlign w:val="baseline"/>
+                <w:lang w:val="en-US" w:eastAsia="zh-CN"/>
+              </w:rPr>
+            </w:pPr>
+            <w:r>
+              <w:rPr>
+                <w:rFonts w:hint="eastAsia"/>
+                <w:b/>
+                <w:bCs/>
+                <w:sz w:val="28"/>
+                <w:szCs w:val="28"/>
+                <w:vertAlign w:val="baseline"/>
+                <w:lang w:val="en-US" w:eastAsia="zh-CN"/>
+              </w:rPr>
+              <w:t>全硫</w:t>
             </w:r>
           </w:p>
         </w:tc>
@@ -2128,17 +2379,27 @@
               <w:jc w:val="center"/>
               <w:rPr>
                 <w:rFonts w:hint="default"/>
-                <w:vertAlign w:val="baseline"/>
-                <w:lang w:val="en-US" w:eastAsia="zh-CN"/>
-              </w:rPr>
-            </w:pPr>
-            <w:r>
-              <w:rPr>
-                <w:rFonts w:hint="eastAsia"/>
-                <w:vertAlign w:val="baseline"/>
-                <w:lang w:val="en-US" w:eastAsia="zh-CN"/>
-              </w:rPr>
-              <w:t>Qent,ar</w:t>
+                <w:b/>
+                <w:bCs/>
+                <w:sz w:val="28"/>
+                <w:szCs w:val="28"/>
+                <w:u w:val="none"/>
+                <w:vertAlign w:val="baseline"/>
+                <w:lang w:val="en-US" w:eastAsia="zh-CN"/>
+              </w:rPr>
+            </w:pPr>
+            <w:r>
+              <w:rPr>
+                <w:rFonts w:hint="eastAsia"/>
+                <w:b/>
+                <w:bCs/>
+                <w:sz w:val="28"/>
+                <w:szCs w:val="28"/>
+                <w:u w:val="none"/>
+                <w:vertAlign w:val="baseline"/>
+                <w:lang w:val="en-US" w:eastAsia="zh-CN"/>
+              </w:rPr>
+              <w:t>S</w:t>
             </w:r>
           </w:p>
         </w:tc>
@@ -2152,17 +2413,25 @@
               <w:jc w:val="center"/>
               <w:rPr>
                 <w:rFonts w:hint="default"/>
-                <w:vertAlign w:val="baseline"/>
-                <w:lang w:val="en-US" w:eastAsia="zh-CN"/>
-              </w:rPr>
-            </w:pPr>
-            <w:r>
-              <w:rPr>
-                <w:rFonts w:hint="eastAsia"/>
-                <w:vertAlign w:val="baseline"/>
-                <w:lang w:val="en-US" w:eastAsia="zh-CN"/>
-              </w:rPr>
-              <w:t>Kcal/kg</w:t>
+                <w:b/>
+                <w:bCs/>
+                <w:sz w:val="28"/>
+                <w:szCs w:val="28"/>
+                <w:vertAlign w:val="baseline"/>
+                <w:lang w:val="en-US" w:eastAsia="zh-CN"/>
+              </w:rPr>
+            </w:pPr>
+            <w:r>
+              <w:rPr>
+                <w:rFonts w:hint="eastAsia"/>
+                <w:b/>
+                <w:bCs/>
+                <w:sz w:val="28"/>
+                <w:szCs w:val="28"/>
+                <w:vertAlign w:val="baseline"/>
+                <w:lang w:val="en-US" w:eastAsia="zh-CN"/>
+              </w:rPr>
+              <w:t>%</w:t>
             </w:r>
           </w:p>
         </w:tc>
@@ -2176,36 +2445,48 @@
               <w:jc w:val="center"/>
               <w:rPr>
                 <w:rFonts w:hint="default"/>
-                <w:vertAlign w:val="baseline"/>
-                <w:lang w:val="en-US" w:eastAsia="zh-CN"/>
-              </w:rPr>
-            </w:pPr>
-            <w:bookmarkStart w:id="15" w:name="report3"/>
-            <w:bookmarkEnd w:id="15"/>
+                <w:b/>
+                <w:bCs/>
+                <w:color w:val="FF0000"/>
+                <w:sz w:val="28"/>
+                <w:szCs w:val="28"/>
+                <w:vertAlign w:val="baseline"/>
+                <w:lang w:val="en-US" w:eastAsia="zh-CN"/>
+              </w:rPr>
+            </w:pPr>
+            <w:bookmarkStart w:id="14" w:name="up_S"/>
+            <w:bookmarkEnd w:id="14"/>
           </w:p>
         </w:tc>
         <w:tc>
           <w:tcPr>
             <w:tcW w:w="1999" w:type="dxa"/>
-            <w:vMerge w:val="restart"/>
-            <w:vAlign w:val="center"/>
-          </w:tcPr>
-          <w:p>
-            <w:pPr>
-              <w:jc w:val="center"/>
-              <w:rPr>
-                <w:rFonts w:hint="default"/>
-                <w:vertAlign w:val="baseline"/>
-                <w:lang w:val="en-US" w:eastAsia="zh-CN"/>
-              </w:rPr>
-            </w:pPr>
-            <w:r>
-              <w:rPr>
-                <w:rFonts w:hint="eastAsia"/>
-                <w:vertAlign w:val="baseline"/>
-                <w:lang w:val="en-US" w:eastAsia="zh-CN"/>
-              </w:rPr>
-              <w:t>GB/T 213-2008</w:t>
+            <w:vAlign w:val="center"/>
+          </w:tcPr>
+          <w:p>
+            <w:pPr>
+              <w:jc w:val="center"/>
+              <w:rPr>
+                <w:rFonts w:hint="default"/>
+                <w:b/>
+                <w:bCs/>
+                <w:sz w:val="28"/>
+                <w:szCs w:val="28"/>
+                <w:vertAlign w:val="baseline"/>
+                <w:lang w:val="en-US" w:eastAsia="zh-CN"/>
+              </w:rPr>
+            </w:pPr>
+            <w:r>
+              <w:rPr>
+                <w:rFonts w:hint="eastAsia"/>
+                <w:b/>
+                <w:bCs/>
+                <w:sz w:val="28"/>
+                <w:szCs w:val="28"/>
+                <w:vertAlign w:val="baseline"/>
+                <w:lang w:val="en-US" w:eastAsia="zh-CN"/>
+              </w:rPr>
+              <w:t>GB/T 214-2007</w:t>
             </w:r>
           </w:p>
         </w:tc>
@@ -2242,21 +2523,25 @@
               <w:jc w:val="center"/>
               <w:rPr>
                 <w:rFonts w:hint="default"/>
-                <w:sz w:val="24"/>
-                <w:szCs w:val="24"/>
-                <w:vertAlign w:val="baseline"/>
-                <w:lang w:val="en-US" w:eastAsia="zh-CN"/>
-              </w:rPr>
-            </w:pPr>
-            <w:r>
-              <w:rPr>
-                <w:rFonts w:hint="eastAsia"/>
-                <w:sz w:val="24"/>
-                <w:szCs w:val="24"/>
-                <w:vertAlign w:val="baseline"/>
-                <w:lang w:val="en-US" w:eastAsia="zh-CN"/>
-              </w:rPr>
-              <w:t>空气干燥基高位发热量</w:t>
+                <w:b/>
+                <w:bCs/>
+                <w:sz w:val="28"/>
+                <w:szCs w:val="28"/>
+                <w:vertAlign w:val="baseline"/>
+                <w:lang w:val="en-US" w:eastAsia="zh-CN"/>
+              </w:rPr>
+            </w:pPr>
+            <w:r>
+              <w:rPr>
+                <w:rFonts w:hint="eastAsia"/>
+                <w:b/>
+                <w:bCs/>
+                <w:sz w:val="28"/>
+                <w:szCs w:val="28"/>
+                <w:vertAlign w:val="baseline"/>
+                <w:lang w:val="en-US" w:eastAsia="zh-CN"/>
+              </w:rPr>
+              <w:t>收到基低位发热量</w:t>
             </w:r>
           </w:p>
         </w:tc>
@@ -2270,17 +2555,26 @@
               <w:jc w:val="center"/>
               <w:rPr>
                 <w:rFonts w:hint="default"/>
-                <w:vertAlign w:val="baseline"/>
-                <w:lang w:val="en-US" w:eastAsia="zh-CN"/>
-              </w:rPr>
-            </w:pPr>
-            <w:r>
-              <w:rPr>
-                <w:rFonts w:hint="eastAsia"/>
-                <w:vertAlign w:val="baseline"/>
-                <w:lang w:val="en-US" w:eastAsia="zh-CN"/>
-              </w:rPr>
-              <w:t>Qgr,ad</w:t>
+                <w:b/>
+                <w:bCs/>
+                <w:sz w:val="28"/>
+                <w:szCs w:val="28"/>
+                <w:vertAlign w:val="baseline"/>
+                <w:lang w:val="en-US" w:eastAsia="zh-CN"/>
+              </w:rPr>
+            </w:pPr>
+            <w:r>
+              <w:rPr>
+                <w:rFonts w:hint="eastAsia"/>
+                <w:b/>
+                <w:bCs/>
+                <w:sz w:val="28"/>
+                <w:szCs w:val="28"/>
+                <w:u w:val="none"/>
+                <w:vertAlign w:val="baseline"/>
+                <w:lang w:val="en-US" w:eastAsia="zh-CN"/>
+              </w:rPr>
+              <w:t>Qent,ar</w:t>
             </w:r>
           </w:p>
         </w:tc>
@@ -2294,13 +2588,21 @@
               <w:jc w:val="center"/>
               <w:rPr>
                 <w:rFonts w:hint="default"/>
-                <w:vertAlign w:val="baseline"/>
-                <w:lang w:val="en-US" w:eastAsia="zh-CN"/>
-              </w:rPr>
-            </w:pPr>
-            <w:r>
-              <w:rPr>
-                <w:rFonts w:hint="eastAsia"/>
+                <w:b/>
+                <w:bCs/>
+                <w:sz w:val="28"/>
+                <w:szCs w:val="28"/>
+                <w:vertAlign w:val="baseline"/>
+                <w:lang w:val="en-US" w:eastAsia="zh-CN"/>
+              </w:rPr>
+            </w:pPr>
+            <w:r>
+              <w:rPr>
+                <w:rFonts w:hint="eastAsia"/>
+                <w:b/>
+                <w:bCs/>
+                <w:sz w:val="28"/>
+                <w:szCs w:val="28"/>
                 <w:vertAlign w:val="baseline"/>
                 <w:lang w:val="en-US" w:eastAsia="zh-CN"/>
               </w:rPr>
@@ -2318,29 +2620,50 @@
               <w:jc w:val="center"/>
               <w:rPr>
                 <w:rFonts w:hint="default"/>
-                <w:vertAlign w:val="baseline"/>
-                <w:lang w:val="en-US" w:eastAsia="zh-CN"/>
-              </w:rPr>
-            </w:pPr>
-            <w:bookmarkStart w:id="16" w:name="report1"/>
-            <w:bookmarkEnd w:id="16"/>
+                <w:b/>
+                <w:bCs/>
+                <w:color w:val="FF0000"/>
+                <w:sz w:val="28"/>
+                <w:szCs w:val="28"/>
+                <w:vertAlign w:val="baseline"/>
+                <w:lang w:val="en-US" w:eastAsia="zh-CN"/>
+              </w:rPr>
+            </w:pPr>
+            <w:bookmarkStart w:id="15" w:name="report3"/>
+            <w:bookmarkEnd w:id="15"/>
           </w:p>
         </w:tc>
         <w:tc>
           <w:tcPr>
             <w:tcW w:w="1999" w:type="dxa"/>
-            <w:vMerge w:val="continue"/>
-            <w:vAlign w:val="center"/>
-          </w:tcPr>
-          <w:p>
-            <w:pPr>
-              <w:jc w:val="center"/>
-              <w:rPr>
-                <w:rFonts w:hint="default"/>
-                <w:vertAlign w:val="baseline"/>
-                <w:lang w:val="en-US" w:eastAsia="zh-CN"/>
-              </w:rPr>
-            </w:pPr>
+            <w:vMerge w:val="restart"/>
+            <w:vAlign w:val="center"/>
+          </w:tcPr>
+          <w:p>
+            <w:pPr>
+              <w:jc w:val="center"/>
+              <w:rPr>
+                <w:rFonts w:hint="default"/>
+                <w:b/>
+                <w:bCs/>
+                <w:sz w:val="28"/>
+                <w:szCs w:val="28"/>
+                <w:vertAlign w:val="baseline"/>
+                <w:lang w:val="en-US" w:eastAsia="zh-CN"/>
+              </w:rPr>
+            </w:pPr>
+            <w:r>
+              <w:rPr>
+                <w:rFonts w:hint="eastAsia"/>
+                <w:b/>
+                <w:bCs/>
+                <w:sz w:val="28"/>
+                <w:szCs w:val="28"/>
+                <w:vertAlign w:val="baseline"/>
+                <w:lang w:val="en-US" w:eastAsia="zh-CN"/>
+              </w:rPr>
+              <w:t>GB/T 213-2008</w:t>
+            </w:r>
           </w:p>
         </w:tc>
       </w:tr>
@@ -2376,21 +2699,25 @@
               <w:jc w:val="center"/>
               <w:rPr>
                 <w:rFonts w:hint="default"/>
-                <w:sz w:val="24"/>
-                <w:szCs w:val="24"/>
-                <w:vertAlign w:val="baseline"/>
-                <w:lang w:val="en-US" w:eastAsia="zh-CN"/>
-              </w:rPr>
-            </w:pPr>
-            <w:r>
-              <w:rPr>
-                <w:rFonts w:hint="eastAsia"/>
-                <w:sz w:val="24"/>
-                <w:szCs w:val="24"/>
-                <w:vertAlign w:val="baseline"/>
-                <w:lang w:val="en-US" w:eastAsia="zh-CN"/>
-              </w:rPr>
-              <w:t>氢含量</w:t>
+                <w:b/>
+                <w:bCs/>
+                <w:sz w:val="28"/>
+                <w:szCs w:val="28"/>
+                <w:vertAlign w:val="baseline"/>
+                <w:lang w:val="en-US" w:eastAsia="zh-CN"/>
+              </w:rPr>
+            </w:pPr>
+            <w:r>
+              <w:rPr>
+                <w:rFonts w:hint="eastAsia"/>
+                <w:b/>
+                <w:bCs/>
+                <w:sz w:val="28"/>
+                <w:szCs w:val="28"/>
+                <w:vertAlign w:val="baseline"/>
+                <w:lang w:val="en-US" w:eastAsia="zh-CN"/>
+              </w:rPr>
+              <w:t>空气干燥基高位发热量</w:t>
             </w:r>
           </w:p>
         </w:tc>
@@ -2404,17 +2731,25 @@
               <w:jc w:val="center"/>
               <w:rPr>
                 <w:rFonts w:hint="default"/>
-                <w:vertAlign w:val="baseline"/>
-                <w:lang w:val="en-US" w:eastAsia="zh-CN"/>
-              </w:rPr>
-            </w:pPr>
-            <w:r>
-              <w:rPr>
-                <w:rFonts w:hint="eastAsia"/>
-                <w:vertAlign w:val="baseline"/>
-                <w:lang w:val="en-US" w:eastAsia="zh-CN"/>
-              </w:rPr>
-              <w:t>H</w:t>
+                <w:b/>
+                <w:bCs/>
+                <w:sz w:val="28"/>
+                <w:szCs w:val="28"/>
+                <w:vertAlign w:val="baseline"/>
+                <w:lang w:val="en-US" w:eastAsia="zh-CN"/>
+              </w:rPr>
+            </w:pPr>
+            <w:r>
+              <w:rPr>
+                <w:rFonts w:hint="eastAsia"/>
+                <w:b/>
+                <w:bCs/>
+                <w:sz w:val="28"/>
+                <w:szCs w:val="28"/>
+                <w:vertAlign w:val="baseline"/>
+                <w:lang w:val="en-US" w:eastAsia="zh-CN"/>
+              </w:rPr>
+              <w:t>Qgr,ad</w:t>
             </w:r>
           </w:p>
         </w:tc>
@@ -2428,17 +2763,25 @@
               <w:jc w:val="center"/>
               <w:rPr>
                 <w:rFonts w:hint="default"/>
-                <w:vertAlign w:val="baseline"/>
-                <w:lang w:val="en-US" w:eastAsia="zh-CN"/>
-              </w:rPr>
-            </w:pPr>
-            <w:r>
-              <w:rPr>
-                <w:rFonts w:hint="eastAsia"/>
-                <w:vertAlign w:val="baseline"/>
-                <w:lang w:val="en-US" w:eastAsia="zh-CN"/>
-              </w:rPr>
-              <w:t>%</w:t>
+                <w:b/>
+                <w:bCs/>
+                <w:sz w:val="28"/>
+                <w:szCs w:val="28"/>
+                <w:vertAlign w:val="baseline"/>
+                <w:lang w:val="en-US" w:eastAsia="zh-CN"/>
+              </w:rPr>
+            </w:pPr>
+            <w:r>
+              <w:rPr>
+                <w:rFonts w:hint="eastAsia"/>
+                <w:b/>
+                <w:bCs/>
+                <w:sz w:val="28"/>
+                <w:szCs w:val="28"/>
+                <w:vertAlign w:val="baseline"/>
+                <w:lang w:val="en-US" w:eastAsia="zh-CN"/>
+              </w:rPr>
+              <w:t>Kcal/kg</w:t>
             </w:r>
           </w:p>
         </w:tc>
@@ -2452,36 +2795,38 @@
               <w:jc w:val="center"/>
               <w:rPr>
                 <w:rFonts w:hint="default"/>
-                <w:vertAlign w:val="baseline"/>
-                <w:lang w:val="en-US" w:eastAsia="zh-CN"/>
-              </w:rPr>
-            </w:pPr>
-            <w:bookmarkStart w:id="17" w:name="up_H"/>
-            <w:bookmarkEnd w:id="17"/>
+                <w:b/>
+                <w:bCs/>
+                <w:color w:val="FF0000"/>
+                <w:sz w:val="28"/>
+                <w:szCs w:val="28"/>
+                <w:vertAlign w:val="baseline"/>
+                <w:lang w:val="en-US" w:eastAsia="zh-CN"/>
+              </w:rPr>
+            </w:pPr>
+            <w:bookmarkStart w:id="16" w:name="report1"/>
+            <w:bookmarkEnd w:id="16"/>
           </w:p>
         </w:tc>
         <w:tc>
           <w:tcPr>
             <w:tcW w:w="1999" w:type="dxa"/>
-            <w:vAlign w:val="center"/>
-          </w:tcPr>
-          <w:p>
-            <w:pPr>
-              <w:jc w:val="center"/>
-              <w:rPr>
-                <w:rFonts w:hint="default"/>
-                <w:vertAlign w:val="baseline"/>
-                <w:lang w:val="en-US" w:eastAsia="zh-CN"/>
-              </w:rPr>
-            </w:pPr>
-            <w:r>
-              <w:rPr>
-                <w:rFonts w:hint="eastAsia"/>
-                <w:vertAlign w:val="baseline"/>
-                <w:lang w:val="en-US" w:eastAsia="zh-CN"/>
-              </w:rPr>
-              <w:t>GB/T 476-2008</w:t>
-            </w:r>
+            <w:vMerge w:val="continue"/>
+            <w:vAlign w:val="center"/>
+          </w:tcPr>
+          <w:p>
+            <w:pPr>
+              <w:jc w:val="center"/>
+              <w:rPr>
+                <w:rFonts w:hint="default"/>
+                <w:b/>
+                <w:bCs/>
+                <w:sz w:val="28"/>
+                <w:szCs w:val="28"/>
+                <w:vertAlign w:val="baseline"/>
+                <w:lang w:val="en-US" w:eastAsia="zh-CN"/>
+              </w:rPr>
+            </w:pPr>
           </w:p>
         </w:tc>
       </w:tr>
@@ -2510,29 +2855,32 @@
           <w:tcPr>
             <w:tcW w:w="2840" w:type="dxa"/>
             <w:gridSpan w:val="2"/>
-            <w:vMerge w:val="restart"/>
-            <w:vAlign w:val="center"/>
-          </w:tcPr>
-          <w:p>
-            <w:pPr>
-              <w:jc w:val="center"/>
-              <w:rPr>
-                <w:rFonts w:hint="default"/>
-                <w:sz w:val="24"/>
-                <w:szCs w:val="24"/>
-                <w:vertAlign w:val="baseline"/>
-                <w:lang w:val="en-US" w:eastAsia="zh-CN"/>
-              </w:rPr>
-            </w:pPr>
-            <w:r>
-              <w:rPr>
-                <w:rFonts w:hint="eastAsia"/>
-                <w:sz w:val="24"/>
-                <w:szCs w:val="24"/>
-                <w:vertAlign w:val="baseline"/>
-                <w:lang w:val="en-US" w:eastAsia="zh-CN"/>
-              </w:rPr>
-              <w:t>沉浮试验</w:t>
+            <w:vAlign w:val="center"/>
+          </w:tcPr>
+          <w:p>
+            <w:pPr>
+              <w:jc w:val="center"/>
+              <w:rPr>
+                <w:rFonts w:hint="default"/>
+                <w:b/>
+                <w:bCs/>
+                <w:sz w:val="28"/>
+                <w:szCs w:val="28"/>
+                <w:vertAlign w:val="baseline"/>
+                <w:lang w:val="en-US" w:eastAsia="zh-CN"/>
+              </w:rPr>
+            </w:pPr>
+            <w:r>
+              <w:rPr>
+                <w:rFonts w:hint="eastAsia"/>
+                <w:b/>
+                <w:bCs/>
+                <w:sz w:val="28"/>
+                <w:szCs w:val="28"/>
+                <w:vertAlign w:val="baseline"/>
+                <w:lang w:val="en-US" w:eastAsia="zh-CN"/>
+              </w:rPr>
+              <w:t>氢含量</w:t>
             </w:r>
           </w:p>
         </w:tc>
@@ -2543,21 +2891,28 @@
           </w:tcPr>
           <w:p>
             <w:pPr>
-              <w:ind w:firstLine="210" w:firstLineChars="100"/>
-              <w:jc w:val="both"/>
-              <w:rPr>
-                <w:rFonts w:hint="default"/>
-                <w:vertAlign w:val="baseline"/>
-                <w:lang w:val="en-US" w:eastAsia="zh-CN"/>
-              </w:rPr>
-            </w:pPr>
-            <w:r>
-              <w:rPr>
-                <w:rFonts w:hint="eastAsia"/>
-                <w:vertAlign w:val="baseline"/>
-                <w:lang w:val="en-US" w:eastAsia="zh-CN"/>
-              </w:rPr>
-              <w:t>煤泥</w:t>
+              <w:jc w:val="center"/>
+              <w:rPr>
+                <w:rFonts w:hint="default"/>
+                <w:b/>
+                <w:bCs/>
+                <w:sz w:val="28"/>
+                <w:szCs w:val="28"/>
+                <w:vertAlign w:val="baseline"/>
+                <w:lang w:val="en-US" w:eastAsia="zh-CN"/>
+              </w:rPr>
+            </w:pPr>
+            <w:r>
+              <w:rPr>
+                <w:rFonts w:hint="eastAsia"/>
+                <w:b/>
+                <w:bCs/>
+                <w:sz w:val="28"/>
+                <w:szCs w:val="28"/>
+                <w:vertAlign w:val="baseline"/>
+                <w:lang w:val="en-US" w:eastAsia="zh-CN"/>
+              </w:rPr>
+              <w:t>H</w:t>
             </w:r>
           </w:p>
         </w:tc>
@@ -2571,17 +2926,25 @@
               <w:jc w:val="center"/>
               <w:rPr>
                 <w:rFonts w:hint="default"/>
-                <w:vertAlign w:val="baseline"/>
-                <w:lang w:val="en-US" w:eastAsia="zh-CN"/>
-              </w:rPr>
-            </w:pPr>
-            <w:r>
-              <w:rPr>
-                <w:rFonts w:hint="eastAsia"/>
-                <w:vertAlign w:val="baseline"/>
-                <w:lang w:val="en-US" w:eastAsia="zh-CN"/>
-              </w:rPr>
-              <w:t>精煤</w:t>
+                <w:b/>
+                <w:bCs/>
+                <w:sz w:val="28"/>
+                <w:szCs w:val="28"/>
+                <w:vertAlign w:val="baseline"/>
+                <w:lang w:val="en-US" w:eastAsia="zh-CN"/>
+              </w:rPr>
+            </w:pPr>
+            <w:r>
+              <w:rPr>
+                <w:rFonts w:hint="eastAsia"/>
+                <w:b/>
+                <w:bCs/>
+                <w:sz w:val="28"/>
+                <w:szCs w:val="28"/>
+                <w:vertAlign w:val="baseline"/>
+                <w:lang w:val="en-US" w:eastAsia="zh-CN"/>
+              </w:rPr>
+              <w:t>%</w:t>
             </w:r>
           </w:p>
         </w:tc>
@@ -2595,35 +2958,48 @@
               <w:jc w:val="center"/>
               <w:rPr>
                 <w:rFonts w:hint="default"/>
-                <w:vertAlign w:val="baseline"/>
-                <w:lang w:val="en-US" w:eastAsia="zh-CN"/>
-              </w:rPr>
-            </w:pPr>
-            <w:r>
-              <w:rPr>
-                <w:rFonts w:hint="eastAsia"/>
-                <w:vertAlign w:val="baseline"/>
-                <w:lang w:val="en-US" w:eastAsia="zh-CN"/>
-              </w:rPr>
-              <w:t>矸石</w:t>
-            </w:r>
+                <w:b/>
+                <w:bCs/>
+                <w:sz w:val="28"/>
+                <w:szCs w:val="28"/>
+                <w:vertAlign w:val="baseline"/>
+                <w:lang w:val="en-US" w:eastAsia="zh-CN"/>
+              </w:rPr>
+            </w:pPr>
+            <w:bookmarkStart w:id="17" w:name="up_H"/>
+            <w:bookmarkEnd w:id="17"/>
           </w:p>
         </w:tc>
         <w:tc>
           <w:tcPr>
             <w:tcW w:w="1999" w:type="dxa"/>
-            <w:vMerge w:val="restart"/>
-            <w:vAlign w:val="center"/>
-          </w:tcPr>
-          <w:p>
-            <w:pPr>
-              <w:jc w:val="center"/>
-              <w:rPr>
-                <w:rFonts w:hint="default"/>
-                <w:vertAlign w:val="baseline"/>
-                <w:lang w:val="en-US" w:eastAsia="zh-CN"/>
-              </w:rPr>
-            </w:pPr>
+            <w:vAlign w:val="center"/>
+          </w:tcPr>
+          <w:p>
+            <w:pPr>
+              <w:jc w:val="center"/>
+              <w:rPr>
+                <w:rFonts w:hint="default"/>
+                <w:b/>
+                <w:bCs/>
+                <w:sz w:val="28"/>
+                <w:szCs w:val="28"/>
+                <w:vertAlign w:val="baseline"/>
+                <w:lang w:val="en-US" w:eastAsia="zh-CN"/>
+              </w:rPr>
+            </w:pPr>
+            <w:r>
+              <w:rPr>
+                <w:rFonts w:hint="eastAsia"/>
+                <w:b/>
+                <w:bCs/>
+                <w:sz w:val="28"/>
+                <w:szCs w:val="28"/>
+                <w:vertAlign w:val="baseline"/>
+                <w:lang w:val="en-US" w:eastAsia="zh-CN"/>
+              </w:rPr>
+              <w:t>GB/T 476-2008</w:t>
+            </w:r>
           </w:p>
         </w:tc>
       </w:tr>
@@ -2652,18 +3028,34 @@
           <w:tcPr>
             <w:tcW w:w="2840" w:type="dxa"/>
             <w:gridSpan w:val="2"/>
-            <w:vMerge w:val="continue"/>
-            <w:vAlign w:val="center"/>
-          </w:tcPr>
-          <w:p>
-            <w:pPr>
-              <w:jc w:val="center"/>
-              <w:rPr>
-                <w:rFonts w:hint="default"/>
-                <w:vertAlign w:val="baseline"/>
-                <w:lang w:val="en-US" w:eastAsia="zh-CN"/>
-              </w:rPr>
-            </w:pPr>
+            <w:vMerge w:val="restart"/>
+            <w:vAlign w:val="center"/>
+          </w:tcPr>
+          <w:p>
+            <w:pPr>
+              <w:jc w:val="center"/>
+              <w:rPr>
+                <w:rFonts w:hint="default"/>
+                <w:b/>
+                <w:bCs/>
+                <w:sz w:val="28"/>
+                <w:szCs w:val="28"/>
+                <w:vertAlign w:val="baseline"/>
+                <w:lang w:val="en-US" w:eastAsia="zh-CN"/>
+              </w:rPr>
+            </w:pPr>
+            <w:r>
+              <w:rPr>
+                <w:rFonts w:hint="eastAsia"/>
+                <w:b/>
+                <w:bCs/>
+                <w:sz w:val="28"/>
+                <w:szCs w:val="28"/>
+                <w:vertAlign w:val="baseline"/>
+                <w:lang w:val="en-US" w:eastAsia="zh-CN"/>
+              </w:rPr>
+              <w:t>沉浮试验</w:t>
+            </w:r>
           </w:p>
         </w:tc>
         <w:tc>
@@ -2673,15 +3065,30 @@
           </w:tcPr>
           <w:p>
             <w:pPr>
-              <w:jc w:val="center"/>
-              <w:rPr>
-                <w:rFonts w:hint="default"/>
-                <w:vertAlign w:val="baseline"/>
-                <w:lang w:val="en-US" w:eastAsia="zh-CN"/>
-              </w:rPr>
-            </w:pPr>
-            <w:bookmarkStart w:id="18" w:name="slime"/>
-            <w:bookmarkEnd w:id="18"/>
+              <w:ind w:firstLine="281" w:firstLineChars="100"/>
+              <w:jc w:val="both"/>
+              <w:rPr>
+                <w:rFonts w:hint="default"/>
+                <w:b/>
+                <w:bCs/>
+                <w:sz w:val="28"/>
+                <w:szCs w:val="28"/>
+                <w:vertAlign w:val="baseline"/>
+                <w:lang w:val="en-US" w:eastAsia="zh-CN"/>
+              </w:rPr>
+            </w:pPr>
+            <w:r>
+              <w:rPr>
+                <w:rFonts w:hint="eastAsia"/>
+                <w:b/>
+                <w:bCs/>
+                <w:sz w:val="28"/>
+                <w:szCs w:val="28"/>
+                <w:vertAlign w:val="baseline"/>
+                <w:lang w:val="en-US" w:eastAsia="zh-CN"/>
+              </w:rPr>
+              <w:t>煤泥</w:t>
+            </w:r>
           </w:p>
         </w:tc>
         <w:tc>
@@ -2694,12 +3101,26 @@
               <w:jc w:val="center"/>
               <w:rPr>
                 <w:rFonts w:hint="default"/>
-                <w:vertAlign w:val="baseline"/>
-                <w:lang w:val="en-US" w:eastAsia="zh-CN"/>
-              </w:rPr>
-            </w:pPr>
-            <w:bookmarkStart w:id="19" w:name="cleanCoal"/>
-            <w:bookmarkEnd w:id="19"/>
+                <w:b/>
+                <w:bCs/>
+                <w:sz w:val="28"/>
+                <w:szCs w:val="28"/>
+                <w:vertAlign w:val="baseline"/>
+                <w:lang w:val="en-US" w:eastAsia="zh-CN"/>
+              </w:rPr>
+            </w:pPr>
+            <w:r>
+              <w:rPr>
+                <w:rFonts w:hint="eastAsia"/>
+                <w:b/>
+                <w:bCs/>
+                <w:sz w:val="28"/>
+                <w:szCs w:val="28"/>
+                <w:vertAlign w:val="baseline"/>
+                <w:lang w:val="en-US" w:eastAsia="zh-CN"/>
+              </w:rPr>
+              <w:t>精煤</w:t>
+            </w:r>
           </w:p>
         </w:tc>
         <w:tc>
@@ -2712,25 +3133,43 @@
               <w:jc w:val="center"/>
               <w:rPr>
                 <w:rFonts w:hint="default"/>
-                <w:vertAlign w:val="baseline"/>
-                <w:lang w:val="en-US" w:eastAsia="zh-CN"/>
-              </w:rPr>
-            </w:pPr>
-            <w:bookmarkStart w:id="20" w:name="ganGue"/>
-            <w:bookmarkEnd w:id="20"/>
+                <w:b/>
+                <w:bCs/>
+                <w:sz w:val="28"/>
+                <w:szCs w:val="28"/>
+                <w:vertAlign w:val="baseline"/>
+                <w:lang w:val="en-US" w:eastAsia="zh-CN"/>
+              </w:rPr>
+            </w:pPr>
+            <w:r>
+              <w:rPr>
+                <w:rFonts w:hint="eastAsia"/>
+                <w:b/>
+                <w:bCs/>
+                <w:sz w:val="28"/>
+                <w:szCs w:val="28"/>
+                <w:vertAlign w:val="baseline"/>
+                <w:lang w:val="en-US" w:eastAsia="zh-CN"/>
+              </w:rPr>
+              <w:t>矸石</w:t>
+            </w:r>
           </w:p>
         </w:tc>
         <w:tc>
           <w:tcPr>
             <w:tcW w:w="1999" w:type="dxa"/>
-            <w:vMerge w:val="continue"/>
-            <w:vAlign w:val="center"/>
-          </w:tcPr>
-          <w:p>
-            <w:pPr>
-              <w:jc w:val="center"/>
-              <w:rPr>
-                <w:rFonts w:hint="default"/>
+            <w:vMerge w:val="restart"/>
+            <w:vAlign w:val="center"/>
+          </w:tcPr>
+          <w:p>
+            <w:pPr>
+              <w:jc w:val="center"/>
+              <w:rPr>
+                <w:rFonts w:hint="default"/>
+                <w:b/>
+                <w:bCs/>
+                <w:sz w:val="28"/>
+                <w:szCs w:val="28"/>
                 <w:vertAlign w:val="baseline"/>
                 <w:lang w:val="en-US" w:eastAsia="zh-CN"/>
               </w:rPr>
@@ -2763,20 +3202,159 @@
           <w:tcPr>
             <w:tcW w:w="2840" w:type="dxa"/>
             <w:gridSpan w:val="2"/>
-            <w:vAlign w:val="center"/>
-          </w:tcPr>
-          <w:p>
-            <w:pPr>
-              <w:jc w:val="center"/>
-              <w:rPr>
-                <w:rFonts w:hint="default"/>
-                <w:vertAlign w:val="baseline"/>
-                <w:lang w:val="en-US" w:eastAsia="zh-CN"/>
-              </w:rPr>
-            </w:pPr>
-            <w:r>
-              <w:rPr>
-                <w:rFonts w:hint="eastAsia"/>
+            <w:vMerge w:val="continue"/>
+            <w:vAlign w:val="center"/>
+          </w:tcPr>
+          <w:p>
+            <w:pPr>
+              <w:jc w:val="center"/>
+              <w:rPr>
+                <w:rFonts w:hint="default"/>
+                <w:b/>
+                <w:bCs/>
+                <w:sz w:val="28"/>
+                <w:szCs w:val="28"/>
+                <w:vertAlign w:val="baseline"/>
+                <w:lang w:val="en-US" w:eastAsia="zh-CN"/>
+              </w:rPr>
+            </w:pPr>
+          </w:p>
+        </w:tc>
+        <w:tc>
+          <w:tcPr>
+            <w:tcW w:w="1103" w:type="dxa"/>
+            <w:vAlign w:val="center"/>
+          </w:tcPr>
+          <w:p>
+            <w:pPr>
+              <w:jc w:val="center"/>
+              <w:rPr>
+                <w:rFonts w:hint="default"/>
+                <w:b/>
+                <w:bCs/>
+                <w:sz w:val="28"/>
+                <w:szCs w:val="28"/>
+                <w:vertAlign w:val="baseline"/>
+                <w:lang w:val="en-US" w:eastAsia="zh-CN"/>
+              </w:rPr>
+            </w:pPr>
+            <w:bookmarkStart w:id="18" w:name="slime"/>
+            <w:bookmarkEnd w:id="18"/>
+          </w:p>
+        </w:tc>
+        <w:tc>
+          <w:tcPr>
+            <w:tcW w:w="1020" w:type="dxa"/>
+            <w:vAlign w:val="center"/>
+          </w:tcPr>
+          <w:p>
+            <w:pPr>
+              <w:jc w:val="center"/>
+              <w:rPr>
+                <w:rFonts w:hint="default"/>
+                <w:b/>
+                <w:bCs/>
+                <w:sz w:val="28"/>
+                <w:szCs w:val="28"/>
+                <w:vertAlign w:val="baseline"/>
+                <w:lang w:val="en-US" w:eastAsia="zh-CN"/>
+              </w:rPr>
+            </w:pPr>
+            <w:bookmarkStart w:id="19" w:name="cleanCoal"/>
+            <w:bookmarkEnd w:id="19"/>
+          </w:p>
+        </w:tc>
+        <w:tc>
+          <w:tcPr>
+            <w:tcW w:w="1560" w:type="dxa"/>
+            <w:vAlign w:val="center"/>
+          </w:tcPr>
+          <w:p>
+            <w:pPr>
+              <w:jc w:val="center"/>
+              <w:rPr>
+                <w:rFonts w:hint="default"/>
+                <w:b/>
+                <w:bCs/>
+                <w:sz w:val="28"/>
+                <w:szCs w:val="28"/>
+                <w:vertAlign w:val="baseline"/>
+                <w:lang w:val="en-US" w:eastAsia="zh-CN"/>
+              </w:rPr>
+            </w:pPr>
+            <w:bookmarkStart w:id="20" w:name="ganGue"/>
+            <w:bookmarkEnd w:id="20"/>
+          </w:p>
+        </w:tc>
+        <w:tc>
+          <w:tcPr>
+            <w:tcW w:w="1999" w:type="dxa"/>
+            <w:vMerge w:val="continue"/>
+            <w:vAlign w:val="center"/>
+          </w:tcPr>
+          <w:p>
+            <w:pPr>
+              <w:jc w:val="center"/>
+              <w:rPr>
+                <w:rFonts w:hint="default"/>
+                <w:b/>
+                <w:bCs/>
+                <w:sz w:val="28"/>
+                <w:szCs w:val="28"/>
+                <w:vertAlign w:val="baseline"/>
+                <w:lang w:val="en-US" w:eastAsia="zh-CN"/>
+              </w:rPr>
+            </w:pPr>
+          </w:p>
+        </w:tc>
+      </w:tr>
+      <w:tr>
+        <w:tblPrEx>
+          <w:tblBorders>
+            <w:top w:val="single" w:color="auto" w:sz="4" w:space="0"/>
+            <w:left w:val="single" w:color="auto" w:sz="4" w:space="0"/>
+            <w:bottom w:val="single" w:color="auto" w:sz="4" w:space="0"/>
+            <w:right w:val="single" w:color="auto" w:sz="4" w:space="0"/>
+            <w:insideH w:val="single" w:color="auto" w:sz="4" w:space="0"/>
+            <w:insideV w:val="single" w:color="auto" w:sz="4" w:space="0"/>
+          </w:tblBorders>
+          <w:tblCellMar>
+            <w:top w:w="0" w:type="dxa"/>
+            <w:left w:w="108" w:type="dxa"/>
+            <w:bottom w:w="0" w:type="dxa"/>
+            <w:right w:w="108" w:type="dxa"/>
+          </w:tblCellMar>
+        </w:tblPrEx>
+        <w:trPr>
+          <w:trHeight w:val="533" w:hRule="exact"/>
+          <w:jc w:val="center"/>
+        </w:trPr>
+        <w:tc>
+          <w:tcPr>
+            <w:tcW w:w="2840" w:type="dxa"/>
+            <w:gridSpan w:val="2"/>
+            <w:vAlign w:val="center"/>
+          </w:tcPr>
+          <w:p>
+            <w:pPr>
+              <w:jc w:val="center"/>
+              <w:rPr>
+                <w:rFonts w:hint="default"/>
+                <w:b/>
+                <w:bCs/>
+                <w:sz w:val="28"/>
+                <w:szCs w:val="28"/>
+                <w:vertAlign w:val="baseline"/>
+                <w:lang w:val="en-US" w:eastAsia="zh-CN"/>
+              </w:rPr>
+            </w:pPr>
+            <w:r>
+              <w:rPr>
+                <w:rFonts w:hint="eastAsia"/>
+                <w:b/>
+                <w:bCs/>
+                <w:sz w:val="28"/>
+                <w:szCs w:val="28"/>
                 <w:vertAlign w:val="baseline"/>
                 <w:lang w:val="en-US" w:eastAsia="zh-CN"/>
               </w:rPr>
@@ -2795,6 +3373,10 @@
               <w:jc w:val="center"/>
               <w:rPr>
                 <w:rFonts w:hint="default"/>
+                <w:b/>
+                <w:bCs/>
+                <w:sz w:val="28"/>
+                <w:szCs w:val="28"/>
                 <w:vertAlign w:val="baseline"/>
                 <w:lang w:val="en-US" w:eastAsia="zh-CN"/>
               </w:rPr>
@@ -2864,8 +3446,10 @@
           <w:rFonts w:hint="eastAsia"/>
           <w:lang w:val="en-US" w:eastAsia="zh-CN"/>
         </w:rPr>
-        <w:t>地    址：神木市孙家岔镇马连塔村</w:t>
+        <w:t>地    址：神木市孙家岔镇马镰湾矿区路（景渊洗煤厂向上200米）</w:t>
       </w:r>
+      <w:bookmarkStart w:id="22" w:name="_GoBack"/>
+      <w:bookmarkEnd w:id="22"/>
     </w:p>
     <w:p>
       <w:pPr>
@@ -2987,6 +3571,57 @@
         <w:lang w:eastAsia="zh-CN"/>
       </w:rPr>
       <w:drawing>
+        <wp:anchor distT="0" distB="0" distL="114300" distR="114300" simplePos="0" relativeHeight="251660288" behindDoc="0" locked="0" layoutInCell="1" allowOverlap="1">
+          <wp:simplePos x="0" y="0"/>
+          <wp:positionH relativeFrom="column">
+            <wp:posOffset>718820</wp:posOffset>
+          </wp:positionH>
+          <wp:positionV relativeFrom="paragraph">
+            <wp:posOffset>304165</wp:posOffset>
+          </wp:positionV>
+          <wp:extent cx="509270" cy="477520"/>
+          <wp:effectExtent l="0" t="0" r="8890" b="10160"/>
+          <wp:wrapNone/>
+          <wp:docPr id="3" name="图片 3" descr="soar"/>
+          <wp:cNvGraphicFramePr>
+            <a:graphicFrameLocks xmlns:a="http://schemas.openxmlformats.org/drawingml/2006/main" noChangeAspect="1"/>
+          </wp:cNvGraphicFramePr>
+          <a:graphic xmlns:a="http://schemas.openxmlformats.org/drawingml/2006/main">
+            <a:graphicData uri="http://schemas.openxmlformats.org/drawingml/2006/picture">
+              <pic:pic xmlns:pic="http://schemas.openxmlformats.org/drawingml/2006/picture">
+                <pic:nvPicPr>
+                  <pic:cNvPr id="3" name="图片 3" descr="soar"/>
+                  <pic:cNvPicPr>
+                    <a:picLocks noChangeAspect="1"/>
+                  </pic:cNvPicPr>
+                </pic:nvPicPr>
+                <pic:blipFill>
+                  <a:blip r:embed="rId1"/>
+                  <a:stretch>
+                    <a:fillRect/>
+                  </a:stretch>
+                </pic:blipFill>
+                <pic:spPr>
+                  <a:xfrm>
+                    <a:off x="0" y="0"/>
+                    <a:ext cx="509270" cy="477520"/>
+                  </a:xfrm>
+                  <a:prstGeom prst="rect">
+                    <a:avLst/>
+                  </a:prstGeom>
+                </pic:spPr>
+              </pic:pic>
+            </a:graphicData>
+          </a:graphic>
+        </wp:anchor>
+      </w:drawing>
+    </w:r>
+    <w:r>
+      <w:rPr>
+        <w:rFonts w:hint="eastAsia" w:eastAsiaTheme="minorEastAsia"/>
+        <w:lang w:eastAsia="zh-CN"/>
+      </w:rPr>
+      <w:drawing>
         <wp:anchor distT="0" distB="0" distL="114300" distR="114300" simplePos="0" relativeHeight="251660288" behindDoc="1" locked="0" layoutInCell="1" allowOverlap="1">
           <wp:simplePos x="0" y="0"/>
           <wp:positionH relativeFrom="column">
@@ -3012,7 +3647,7 @@
                   </pic:cNvPicPr>
                 </pic:nvPicPr>
                 <pic:blipFill>
-                  <a:blip r:embed="rId1">
+                  <a:blip r:embed="rId2">
                     <a:lum bright="70000" contrast="-70000"/>
                   </a:blip>
                   <a:stretch>

--- a/report-template/coal_report.docx
+++ b/report-template/coal_report.docx
@@ -1091,7 +1091,6 @@
                 <w:lang w:val="en-US" w:eastAsia="zh-CN"/>
               </w:rPr>
             </w:pPr>
-            <w:bookmarkStart w:id="33" w:name="_GoBack"/>
             <w:r>
               <w:rPr>
                 <w:rFonts w:hint="eastAsia"/>
@@ -1327,7 +1326,6 @@
           </w:p>
         </w:tc>
       </w:tr>
-      <w:bookmarkEnd w:id="33"/>
       <w:tr>
         <w:tblPrEx>
           <w:tblBorders>
@@ -4690,7 +4688,7 @@
         <w:jc w:val="left"/>
         <w:textAlignment w:val="auto"/>
         <w:rPr>
-          <w:rFonts w:hint="eastAsia"/>
+          <w:rFonts w:hint="default"/>
           <w:lang w:val="en-US" w:eastAsia="zh-CN"/>
         </w:rPr>
       </w:pPr>
@@ -4699,7 +4697,7 @@
           <w:rFonts w:hint="eastAsia"/>
           <w:lang w:val="en-US" w:eastAsia="zh-CN"/>
         </w:rPr>
-        <w:t>检测地址：神木市孙家岔镇园子湾村，园子湾加油站西侧</w:t>
+        <w:t>检测地址：神木市店塔镇钢材市场</w:t>
       </w:r>
     </w:p>
     <w:p>
@@ -4721,7 +4719,7 @@
         <w:jc w:val="left"/>
         <w:textAlignment w:val="auto"/>
         <w:rPr>
-          <w:rFonts w:hint="eastAsia"/>
+          <w:rFonts w:hint="default"/>
           <w:lang w:val="en-US" w:eastAsia="zh-CN"/>
         </w:rPr>
       </w:pPr>
@@ -4730,7 +4728,7 @@
           <w:rFonts w:hint="eastAsia"/>
           <w:lang w:val="en-US" w:eastAsia="zh-CN"/>
         </w:rPr>
-        <w:t>公司电话：</w:t>
+        <w:t>公司电话：18734961792</w:t>
       </w:r>
     </w:p>
     <w:p>
@@ -4752,7 +4750,7 @@
         <w:jc w:val="left"/>
         <w:textAlignment w:val="auto"/>
         <w:rPr>
-          <w:rFonts w:hint="eastAsia"/>
+          <w:rFonts w:hint="default"/>
           <w:lang w:val="en-US" w:eastAsia="zh-CN"/>
         </w:rPr>
       </w:pPr>
@@ -4761,7 +4759,7 @@
           <w:rFonts w:hint="eastAsia"/>
           <w:lang w:val="en-US" w:eastAsia="zh-CN"/>
         </w:rPr>
-        <w:t>化检员：</w:t>
+        <w:t>化检员：李守珍</w:t>
       </w:r>
     </w:p>
     <w:p>
@@ -4819,18 +4817,18 @@
         <w:lang w:eastAsia="zh-CN"/>
       </w:rPr>
       <w:drawing>
-        <wp:anchor distT="0" distB="0" distL="114300" distR="114300" simplePos="0" relativeHeight="251661312" behindDoc="1" locked="0" layoutInCell="1" allowOverlap="1">
+        <wp:anchor distT="0" distB="0" distL="114300" distR="114300" simplePos="0" relativeHeight="251659264" behindDoc="0" locked="0" layoutInCell="1" allowOverlap="1">
           <wp:simplePos x="0" y="0"/>
           <wp:positionH relativeFrom="column">
-            <wp:posOffset>6276340</wp:posOffset>
+            <wp:posOffset>4085590</wp:posOffset>
           </wp:positionH>
           <wp:positionV relativeFrom="paragraph">
-            <wp:posOffset>-984250</wp:posOffset>
+            <wp:posOffset>-1355725</wp:posOffset>
           </wp:positionV>
-          <wp:extent cx="840105" cy="875030"/>
-          <wp:effectExtent l="0" t="0" r="13335" b="8890"/>
+          <wp:extent cx="1617980" cy="1617980"/>
+          <wp:effectExtent l="0" t="0" r="12700" b="12700"/>
           <wp:wrapNone/>
-          <wp:docPr id="4" name="图片 4" descr="微信图片_20240202223907"/>
+          <wp:docPr id="6" name="图片 6" descr="mmexport1781249832354"/>
           <wp:cNvGraphicFramePr>
             <a:graphicFrameLocks xmlns:a="http://schemas.openxmlformats.org/drawingml/2006/main" noChangeAspect="1"/>
           </wp:cNvGraphicFramePr>
@@ -4838,7 +4836,7 @@
             <a:graphicData uri="http://schemas.openxmlformats.org/drawingml/2006/picture">
               <pic:pic xmlns:pic="http://schemas.openxmlformats.org/drawingml/2006/picture">
                 <pic:nvPicPr>
-                  <pic:cNvPr id="4" name="图片 4" descr="微信图片_20240202223907"/>
+                  <pic:cNvPr id="6" name="图片 6" descr="mmexport1781249832354"/>
                   <pic:cNvPicPr>
                     <a:picLocks noChangeAspect="1"/>
                   </pic:cNvPicPr>
@@ -4852,7 +4850,7 @@
                 <pic:spPr>
                   <a:xfrm>
                     <a:off x="0" y="0"/>
-                    <a:ext cx="840105" cy="875030"/>
+                    <a:ext cx="1617980" cy="1617980"/>
                   </a:xfrm>
                   <a:prstGeom prst="rect">
                     <a:avLst/>
@@ -4866,22 +4864,21 @@
     </w:r>
     <w:r>
       <w:rPr>
-        <w:rFonts w:hint="eastAsia" w:eastAsiaTheme="minorEastAsia"/>
-        <w:lang w:eastAsia="zh-CN"/>
+        <w:sz w:val="18"/>
       </w:rPr>
       <w:drawing>
         <wp:anchor distT="0" distB="0" distL="114300" distR="114300" simplePos="0" relativeHeight="251660288" behindDoc="0" locked="0" layoutInCell="1" allowOverlap="1">
           <wp:simplePos x="0" y="0"/>
           <wp:positionH relativeFrom="column">
-            <wp:posOffset>4337685</wp:posOffset>
+            <wp:posOffset>5795645</wp:posOffset>
           </wp:positionH>
           <wp:positionV relativeFrom="paragraph">
-            <wp:posOffset>-1283970</wp:posOffset>
+            <wp:posOffset>-1200785</wp:posOffset>
           </wp:positionV>
-          <wp:extent cx="1851660" cy="1943100"/>
-          <wp:effectExtent l="0" t="0" r="7620" b="7620"/>
+          <wp:extent cx="1341755" cy="1323340"/>
+          <wp:effectExtent l="0" t="0" r="0" b="0"/>
           <wp:wrapNone/>
-          <wp:docPr id="14" name="图片 14" descr="zhang"/>
+          <wp:docPr id="1" name="图片 1" descr="mmexport1781249810892-removebg-preview"/>
           <wp:cNvGraphicFramePr>
             <a:graphicFrameLocks xmlns:a="http://schemas.openxmlformats.org/drawingml/2006/main" noChangeAspect="1"/>
           </wp:cNvGraphicFramePr>
@@ -4889,7 +4886,7 @@
             <a:graphicData uri="http://schemas.openxmlformats.org/drawingml/2006/picture">
               <pic:pic xmlns:pic="http://schemas.openxmlformats.org/drawingml/2006/picture">
                 <pic:nvPicPr>
-                  <pic:cNvPr id="14" name="图片 14" descr="zhang"/>
+                  <pic:cNvPr id="1" name="图片 1" descr="mmexport1781249810892-removebg-preview"/>
                   <pic:cNvPicPr>
                     <a:picLocks noChangeAspect="1"/>
                   </pic:cNvPicPr>
@@ -4903,7 +4900,7 @@
                 <pic:spPr>
                   <a:xfrm>
                     <a:off x="0" y="0"/>
-                    <a:ext cx="1851660" cy="1943100"/>
+                    <a:ext cx="1341755" cy="1323340"/>
                   </a:xfrm>
                   <a:prstGeom prst="rect">
                     <a:avLst/>
@@ -4924,29 +4921,25 @@
   <w:p>
     <w:pPr>
       <w:pStyle w:val="3"/>
-      <w:rPr>
-        <w:rFonts w:hint="eastAsia" w:eastAsiaTheme="minorEastAsia"/>
-        <w:lang w:eastAsia="zh-CN"/>
-      </w:rPr>
     </w:pPr>
+    <w:bookmarkStart w:id="33" w:name="_GoBack"/>
     <w:r>
       <w:rPr>
-        <w:rFonts w:hint="eastAsia" w:eastAsiaTheme="minorEastAsia"/>
-        <w:lang w:eastAsia="zh-CN"/>
+        <w:sz w:val="18"/>
       </w:rPr>
       <w:drawing>
-        <wp:anchor distT="0" distB="0" distL="114300" distR="114300" simplePos="0" relativeHeight="251659264" behindDoc="0" locked="0" layoutInCell="1" allowOverlap="1">
+        <wp:anchor distT="0" distB="0" distL="114300" distR="114300" simplePos="0" relativeHeight="251660288" behindDoc="1" locked="0" layoutInCell="1" allowOverlap="1">
           <wp:simplePos x="0" y="0"/>
-          <wp:positionH relativeFrom="column">
-            <wp:posOffset>1482725</wp:posOffset>
+          <wp:positionH relativeFrom="margin">
+            <wp:align>center</wp:align>
           </wp:positionH>
-          <wp:positionV relativeFrom="paragraph">
-            <wp:posOffset>137795</wp:posOffset>
+          <wp:positionV relativeFrom="margin">
+            <wp:align>center</wp:align>
           </wp:positionV>
-          <wp:extent cx="509270" cy="477520"/>
-          <wp:effectExtent l="0" t="0" r="8890" b="10160"/>
+          <wp:extent cx="7142480" cy="5698490"/>
+          <wp:effectExtent l="0" t="0" r="0" b="0"/>
           <wp:wrapNone/>
-          <wp:docPr id="3" name="图片 3" descr="soar"/>
+          <wp:docPr id="7" name="WordPictureWatermark108786" descr="mmexport1781249802222-removebg-preview"/>
           <wp:cNvGraphicFramePr>
             <a:graphicFrameLocks xmlns:a="http://schemas.openxmlformats.org/drawingml/2006/main" noChangeAspect="1"/>
           </wp:cNvGraphicFramePr>
@@ -4954,13 +4947,15 @@
             <a:graphicData uri="http://schemas.openxmlformats.org/drawingml/2006/picture">
               <pic:pic xmlns:pic="http://schemas.openxmlformats.org/drawingml/2006/picture">
                 <pic:nvPicPr>
-                  <pic:cNvPr id="3" name="图片 3" descr="soar"/>
+                  <pic:cNvPr id="7" name="WordPictureWatermark108786" descr="mmexport1781249802222-removebg-preview"/>
                   <pic:cNvPicPr>
                     <a:picLocks noChangeAspect="1"/>
                   </pic:cNvPicPr>
                 </pic:nvPicPr>
                 <pic:blipFill>
-                  <a:blip r:embed="rId1"/>
+                  <a:blip r:embed="rId1">
+                    <a:lum bright="70000" contrast="-70000"/>
+                  </a:blip>
                   <a:stretch>
                     <a:fillRect/>
                   </a:stretch>
@@ -4968,7 +4963,7 @@
                 <pic:spPr>
                   <a:xfrm>
                     <a:off x="0" y="0"/>
-                    <a:ext cx="509270" cy="477520"/>
+                    <a:ext cx="7142480" cy="5698490"/>
                   </a:xfrm>
                   <a:prstGeom prst="rect">
                     <a:avLst/>
@@ -4980,58 +4975,7 @@
         </wp:anchor>
       </w:drawing>
     </w:r>
-    <w:r>
-      <w:rPr>
-        <w:sz w:val="18"/>
-      </w:rPr>
-      <w:drawing>
-        <wp:anchor distT="0" distB="0" distL="114300" distR="114300" simplePos="0" relativeHeight="251661312" behindDoc="1" locked="0" layoutInCell="1" allowOverlap="1">
-          <wp:simplePos x="0" y="0"/>
-          <wp:positionH relativeFrom="margin">
-            <wp:align>center</wp:align>
-          </wp:positionH>
-          <wp:positionV relativeFrom="margin">
-            <wp:align>center</wp:align>
-          </wp:positionV>
-          <wp:extent cx="7142480" cy="4580890"/>
-          <wp:effectExtent l="0" t="0" r="5080" b="6350"/>
-          <wp:wrapNone/>
-          <wp:docPr id="5" name="WordPictureWatermark73120" descr="7d205a0d-fbe5-4e90-b746-ff2e4994fae5"/>
-          <wp:cNvGraphicFramePr>
-            <a:graphicFrameLocks xmlns:a="http://schemas.openxmlformats.org/drawingml/2006/main" noChangeAspect="1"/>
-          </wp:cNvGraphicFramePr>
-          <a:graphic xmlns:a="http://schemas.openxmlformats.org/drawingml/2006/main">
-            <a:graphicData uri="http://schemas.openxmlformats.org/drawingml/2006/picture">
-              <pic:pic xmlns:pic="http://schemas.openxmlformats.org/drawingml/2006/picture">
-                <pic:nvPicPr>
-                  <pic:cNvPr id="5" name="WordPictureWatermark73120" descr="7d205a0d-fbe5-4e90-b746-ff2e4994fae5"/>
-                  <pic:cNvPicPr>
-                    <a:picLocks noChangeAspect="1"/>
-                  </pic:cNvPicPr>
-                </pic:nvPicPr>
-                <pic:blipFill>
-                  <a:blip r:embed="rId2">
-                    <a:lum bright="70000" contrast="-70000"/>
-                  </a:blip>
-                  <a:stretch>
-                    <a:fillRect/>
-                  </a:stretch>
-                </pic:blipFill>
-                <pic:spPr>
-                  <a:xfrm>
-                    <a:off x="0" y="0"/>
-                    <a:ext cx="7142480" cy="4580890"/>
-                  </a:xfrm>
-                  <a:prstGeom prst="rect">
-                    <a:avLst/>
-                  </a:prstGeom>
-                </pic:spPr>
-              </pic:pic>
-            </a:graphicData>
-          </a:graphic>
-        </wp:anchor>
-      </w:drawing>
-    </w:r>
+    <w:bookmarkEnd w:id="33"/>
   </w:p>
 </w:hdr>
 </file>
